--- a/documentacion/Memoria CryptoBit.docx
+++ b/documentacion/Memoria CryptoBit.docx
@@ -10,225 +10,383 @@
         <w:autoSpaceDN w:val="0"/>
         <w:spacing w:before="308" w:after="0"/>
         <w:ind w:left="2392" w:hanging="1510"/>
-        <w:contextualSpacing w:val="0"/>
-        <w:rPr>
-          <w:rFonts w:ascii="Arial" w:eastAsia="Arial" w:hAnsi="Arial" w:cs="Arial"/>
+        <w:rPr>
           <w:b/>
           <w:bCs/>
-          <w:spacing w:val="0"/>
-          <w:kern w:val="0"/>
-          <w14:ligatures w14:val="none"/>
-        </w:rPr>
-      </w:pPr>
-      <w:r>
-        <w:rPr>
-          <w:rFonts w:ascii="Arial" w:eastAsia="Arial" w:hAnsi="Arial" w:cs="Arial"/>
+          <w:noProof/>
+        </w:rPr>
+      </w:pPr>
+      <w:r>
+        <w:rPr>
           <w:b/>
           <w:bCs/>
-          <w:spacing w:val="0"/>
-          <w:kern w:val="0"/>
-          <w14:ligatures w14:val="none"/>
+          <w:noProof/>
+        </w:rPr>
+        <mc:AlternateContent>
+          <mc:Choice Requires="wpg">
+            <w:drawing>
+              <wp:anchor distT="0" distB="0" distL="114300" distR="114300" simplePos="0" relativeHeight="251659264" behindDoc="1" locked="0" layoutInCell="1" allowOverlap="1" wp14:anchorId="37A2F1C2" wp14:editId="6850ED21">
+                <wp:simplePos x="0" y="0"/>
+                <wp:positionH relativeFrom="page">
+                  <wp:posOffset>-101600</wp:posOffset>
+                </wp:positionH>
+                <wp:positionV relativeFrom="paragraph">
+                  <wp:posOffset>-622300</wp:posOffset>
+                </wp:positionV>
+                <wp:extent cx="7283450" cy="9655175"/>
+                <wp:effectExtent l="0" t="0" r="0" b="3175"/>
+                <wp:wrapNone/>
+                <wp:docPr id="22" name="Group 2"/>
+                <wp:cNvGraphicFramePr/>
+                <a:graphic xmlns:a="http://schemas.openxmlformats.org/drawingml/2006/main">
+                  <a:graphicData uri="http://schemas.microsoft.com/office/word/2010/wordprocessingGroup">
+                    <wpg:wgp>
+                      <wpg:cNvGrpSpPr/>
+                      <wpg:grpSpPr bwMode="auto">
+                        <a:xfrm>
+                          <a:off x="0" y="0"/>
+                          <a:ext cx="7283450" cy="9655175"/>
+                          <a:chOff x="0" y="219"/>
+                          <a:chExt cx="10486" cy="12237"/>
+                        </a:xfrm>
+                      </wpg:grpSpPr>
+                      <pic:pic xmlns:pic="http://schemas.openxmlformats.org/drawingml/2006/picture">
+                        <pic:nvPicPr>
+                          <pic:cNvPr id="1327230207" name="Picture 4"/>
+                          <pic:cNvPicPr>
+                            <a:picLocks noChangeAspect="1" noChangeArrowheads="1"/>
+                          </pic:cNvPicPr>
+                        </pic:nvPicPr>
+                        <pic:blipFill>
+                          <a:blip r:embed="rId8">
+                            <a:extLst>
+                              <a:ext uri="{28A0092B-C50C-407E-A947-70E740481C1C}">
+                                <a14:useLocalDpi xmlns:a14="http://schemas.microsoft.com/office/drawing/2010/main" val="0"/>
+                              </a:ext>
+                            </a:extLst>
+                          </a:blip>
+                          <a:srcRect/>
+                          <a:stretch>
+                            <a:fillRect/>
+                          </a:stretch>
+                        </pic:blipFill>
+                        <pic:spPr bwMode="auto">
+                          <a:xfrm>
+                            <a:off x="0" y="1309"/>
+                            <a:ext cx="10000" cy="10000"/>
+                          </a:xfrm>
+                          <a:prstGeom prst="rect">
+                            <a:avLst/>
+                          </a:prstGeom>
+                          <a:noFill/>
+                          <a:ln>
+                            <a:noFill/>
+                          </a:ln>
+                          <a:extLst>
+                            <a:ext uri="{909E8E84-426E-40DD-AFC4-6F175D3DCCD1}">
+                              <a14:hiddenFill xmlns:a14="http://schemas.microsoft.com/office/drawing/2010/main">
+                                <a:solidFill>
+                                  <a:srgbClr val="FFFFFF"/>
+                                </a:solidFill>
+                              </a14:hiddenFill>
+                            </a:ext>
+                            <a:ext uri="{91240B29-F687-4F45-9708-019B960494DF}">
+                              <a14:hiddenLine xmlns:a14="http://schemas.microsoft.com/office/drawing/2010/main" w="9525">
+                                <a:solidFill>
+                                  <a:srgbClr val="000000"/>
+                                </a:solidFill>
+                                <a:miter lim="800000"/>
+                                <a:headEnd/>
+                                <a:tailEnd/>
+                              </a14:hiddenLine>
+                            </a:ext>
+                          </a:extLst>
+                        </pic:spPr>
+                      </pic:pic>
+                      <pic:pic xmlns:pic="http://schemas.openxmlformats.org/drawingml/2006/picture">
+                        <pic:nvPicPr>
+                          <pic:cNvPr id="448924172" name="Picture 3"/>
+                          <pic:cNvPicPr>
+                            <a:picLocks noChangeAspect="1" noChangeArrowheads="1"/>
+                          </pic:cNvPicPr>
+                        </pic:nvPicPr>
+                        <pic:blipFill>
+                          <a:blip r:embed="rId9">
+                            <a:extLst>
+                              <a:ext uri="{28A0092B-C50C-407E-A947-70E740481C1C}">
+                                <a14:useLocalDpi xmlns:a14="http://schemas.microsoft.com/office/drawing/2010/main" val="0"/>
+                              </a:ext>
+                            </a:extLst>
+                          </a:blip>
+                          <a:srcRect/>
+                          <a:stretch>
+                            <a:fillRect/>
+                          </a:stretch>
+                        </pic:blipFill>
+                        <pic:spPr bwMode="auto">
+                          <a:xfrm>
+                            <a:off x="915" y="219"/>
+                            <a:ext cx="9571" cy="12237"/>
+                          </a:xfrm>
+                          <a:prstGeom prst="rect">
+                            <a:avLst/>
+                          </a:prstGeom>
+                          <a:noFill/>
+                          <a:ln>
+                            <a:noFill/>
+                          </a:ln>
+                          <a:extLst>
+                            <a:ext uri="{909E8E84-426E-40DD-AFC4-6F175D3DCCD1}">
+                              <a14:hiddenFill xmlns:a14="http://schemas.microsoft.com/office/drawing/2010/main">
+                                <a:solidFill>
+                                  <a:srgbClr val="FFFFFF"/>
+                                </a:solidFill>
+                              </a14:hiddenFill>
+                            </a:ext>
+                            <a:ext uri="{91240B29-F687-4F45-9708-019B960494DF}">
+                              <a14:hiddenLine xmlns:a14="http://schemas.microsoft.com/office/drawing/2010/main" w="9525">
+                                <a:solidFill>
+                                  <a:srgbClr val="000000"/>
+                                </a:solidFill>
+                                <a:miter lim="800000"/>
+                                <a:headEnd/>
+                                <a:tailEnd/>
+                              </a14:hiddenLine>
+                            </a:ext>
+                          </a:extLst>
+                        </pic:spPr>
+                      </pic:pic>
+                    </wpg:wgp>
+                  </a:graphicData>
+                </a:graphic>
+                <wp14:sizeRelH relativeFrom="margin">
+                  <wp14:pctWidth>0</wp14:pctWidth>
+                </wp14:sizeRelH>
+                <wp14:sizeRelV relativeFrom="margin">
+                  <wp14:pctHeight>0</wp14:pctHeight>
+                </wp14:sizeRelV>
+              </wp:anchor>
+            </w:drawing>
+          </mc:Choice>
+          <mc:Fallback>
+            <w:pict>
+              <v:group w14:anchorId="3152F963" id="Group 2" o:spid="_x0000_s1026" style="position:absolute;margin-left:-8pt;margin-top:-49pt;width:573.5pt;height:760.25pt;z-index:-251657216;mso-position-horizontal-relative:page;mso-width-relative:margin;mso-height-relative:margin" coordorigin=",219" coordsize="10486,12237" o:gfxdata="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">
+                <v:shapetype id="_x0000_t75" coordsize="21600,21600" o:spt="75" o:preferrelative="t" path="m@4@5l@4@11@9@11@9@5xe" filled="f" stroked="f">
+                  <v:stroke joinstyle="miter"/>
+                  <v:formulas>
+                    <v:f eqn="if lineDrawn pixelLineWidth 0"/>
+                    <v:f eqn="sum @0 1 0"/>
+                    <v:f eqn="sum 0 0 @1"/>
+                    <v:f eqn="prod @2 1 2"/>
+                    <v:f eqn="prod @3 21600 pixelWidth"/>
+                    <v:f eqn="prod @3 21600 pixelHeight"/>
+                    <v:f eqn="sum @0 0 1"/>
+                    <v:f eqn="prod @6 1 2"/>
+                    <v:f eqn="prod @7 21600 pixelWidth"/>
+                    <v:f eqn="sum @8 21600 0"/>
+                    <v:f eqn="prod @7 21600 pixelHeight"/>
+                    <v:f eqn="sum @10 21600 0"/>
+                  </v:formulas>
+                  <v:path o:extrusionok="f" gradientshapeok="t" o:connecttype="rect"/>
+                  <o:lock v:ext="edit" aspectratio="t"/>
+                </v:shapetype>
+                <v:shape id="Picture 4" o:spid="_x0000_s1027" type="#_x0000_t75" style="position:absolute;top:1309;width:10000;height:10000;visibility:visible;mso-wrap-style:square" o:gfxdata="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">
+                  <v:imagedata r:id="rId10" o:title=""/>
+                </v:shape>
+                <v:shape id="Picture 3" o:spid="_x0000_s1028" type="#_x0000_t75" style="position:absolute;left:915;top:219;width:9571;height:12237;visibility:visible;mso-wrap-style:square" o:gfxdata="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">
+                  <v:imagedata r:id="rId11" o:title=""/>
+                </v:shape>
+                <w10:wrap anchorx="page"/>
+              </v:group>
+            </w:pict>
+          </mc:Fallback>
+        </mc:AlternateContent>
+      </w:r>
+      <w:r>
+        <w:rPr>
+          <w:b/>
+          <w:bCs/>
+          <w:noProof/>
         </w:rPr>
         <w:t>Desarrollo de Aplicaciones Multiplataforma</w:t>
       </w:r>
     </w:p>
     <w:p>
       <w:pPr>
-        <w:rPr>
-          <w:b/>
-        </w:rPr>
-      </w:pPr>
-    </w:p>
-    <w:p>
-      <w:pPr>
-        <w:rPr>
-          <w:b/>
-        </w:rPr>
-      </w:pPr>
-    </w:p>
-    <w:p>
-      <w:pPr>
-        <w:rPr>
-          <w:b/>
-        </w:rPr>
-      </w:pPr>
-    </w:p>
-    <w:p>
-      <w:pPr>
-        <w:rPr>
-          <w:b/>
-        </w:rPr>
-      </w:pPr>
-    </w:p>
-    <w:p>
-      <w:pPr>
-        <w:rPr>
-          <w:b/>
-        </w:rPr>
-      </w:pPr>
-    </w:p>
-    <w:p>
-      <w:pPr>
+        <w:pStyle w:val="Ttulo"/>
         <w:widowControl w:val="0"/>
         <w:autoSpaceDE w:val="0"/>
         <w:autoSpaceDN w:val="0"/>
-        <w:spacing w:after="0" w:line="240" w:lineRule="auto"/>
-        <w:ind w:left="426"/>
-        <w:rPr>
-          <w:rFonts w:ascii="Arial" w:eastAsia="Arial MT" w:hAnsi="Arial MT" w:cs="Arial MT"/>
-          <w:b/>
-          <w:kern w:val="0"/>
-          <w:sz w:val="48"/>
-          <w:szCs w:val="22"/>
-          <w14:ligatures w14:val="none"/>
-        </w:rPr>
-      </w:pPr>
-      <w:r>
-        <w:rPr>
-          <w:rFonts w:ascii="Arial" w:eastAsia="Arial MT" w:hAnsi="Arial MT" w:cs="Arial MT"/>
-          <w:b/>
-          <w:kern w:val="0"/>
-          <w:sz w:val="48"/>
-          <w:szCs w:val="22"/>
-          <w14:ligatures w14:val="none"/>
-        </w:rPr>
-        <w:t>PFC</w:t>
-      </w:r>
-    </w:p>
-    <w:p>
-      <w:pPr>
-        <w:rPr>
-          <w:b/>
-        </w:rPr>
-      </w:pPr>
-    </w:p>
-    <w:p>
-      <w:pPr>
+        <w:spacing w:before="308" w:after="0"/>
+        <w:ind w:left="2392" w:hanging="1510"/>
+        <w:rPr>
+          <w:noProof/>
+        </w:rPr>
+      </w:pPr>
+    </w:p>
+    <w:p>
+      <w:pPr>
+        <w:pStyle w:val="Ttulo"/>
         <w:widowControl w:val="0"/>
         <w:autoSpaceDE w:val="0"/>
         <w:autoSpaceDN w:val="0"/>
-        <w:spacing w:after="0" w:line="240" w:lineRule="auto"/>
-        <w:ind w:left="426"/>
-        <w:rPr>
-          <w:rFonts w:ascii="Arial" w:eastAsia="Arial MT" w:hAnsi="Arial" w:cs="Arial MT"/>
-          <w:b/>
-          <w:spacing w:val="-2"/>
-          <w:kern w:val="0"/>
-          <w:sz w:val="40"/>
-          <w:szCs w:val="22"/>
-          <w14:ligatures w14:val="none"/>
-        </w:rPr>
-      </w:pPr>
-      <w:r>
-        <w:rPr>
-          <w:rFonts w:ascii="Arial" w:eastAsia="Arial MT" w:hAnsi="Arial" w:cs="Arial MT"/>
-          <w:b/>
-          <w:spacing w:val="-2"/>
-          <w:kern w:val="0"/>
-          <w:sz w:val="40"/>
-          <w:szCs w:val="22"/>
-          <w14:ligatures w14:val="none"/>
-        </w:rPr>
-        <w:t xml:space="preserve">Título: </w:t>
-      </w:r>
-      <w:proofErr w:type="spellStart"/>
-      <w:r>
-        <w:rPr>
-          <w:rFonts w:ascii="Arial" w:eastAsia="Arial MT" w:hAnsi="Arial" w:cs="Arial MT"/>
-          <w:b/>
-          <w:spacing w:val="-2"/>
-          <w:kern w:val="0"/>
-          <w:sz w:val="40"/>
-          <w:szCs w:val="22"/>
-          <w14:ligatures w14:val="none"/>
-        </w:rPr>
-        <w:t>CryptoBit</w:t>
-      </w:r>
-      <w:proofErr w:type="spellEnd"/>
-    </w:p>
-    <w:p>
-      <w:pPr>
-        <w:rPr>
-          <w:b/>
-        </w:rPr>
-      </w:pPr>
-    </w:p>
-    <w:p>
-      <w:pPr>
-        <w:rPr>
-          <w:b/>
-        </w:rPr>
-      </w:pPr>
-    </w:p>
-    <w:p>
-      <w:pPr>
-        <w:rPr>
-          <w:b/>
-        </w:rPr>
-      </w:pPr>
-    </w:p>
-    <w:p>
-      <w:pPr>
-        <w:rPr>
-          <w:b/>
-        </w:rPr>
-      </w:pPr>
-    </w:p>
-    <w:p>
-      <w:pPr>
-        <w:rPr>
-          <w:b/>
-        </w:rPr>
-      </w:pPr>
-    </w:p>
-    <w:p>
-      <w:pPr>
-        <w:rPr>
-          <w:b/>
-        </w:rPr>
-      </w:pPr>
-    </w:p>
-    <w:p>
-      <w:pPr>
-        <w:rPr>
-          <w:b/>
-        </w:rPr>
-      </w:pPr>
-    </w:p>
-    <w:p>
-      <w:pPr>
-        <w:rPr>
-          <w:b/>
-        </w:rPr>
-      </w:pPr>
-    </w:p>
-    <w:p>
-      <w:pPr>
-        <w:rPr>
-          <w:b/>
-        </w:rPr>
-      </w:pPr>
-    </w:p>
-    <w:p>
-      <w:pPr>
-        <w:rPr>
-          <w:b/>
-        </w:rPr>
-      </w:pPr>
-    </w:p>
-    <w:p>
-      <w:pPr>
-        <w:rPr>
-          <w:b/>
-        </w:rPr>
-      </w:pPr>
-    </w:p>
-    <w:p>
-      <w:pPr>
-        <w:rPr>
-          <w:b/>
-        </w:rPr>
-      </w:pPr>
+        <w:spacing w:before="308" w:after="0"/>
+        <w:ind w:left="2392" w:hanging="1510"/>
+        <w:rPr>
+          <w:noProof/>
+        </w:rPr>
+      </w:pPr>
+    </w:p>
+    <w:p>
+      <w:pPr>
+        <w:pStyle w:val="Ttulo"/>
+        <w:widowControl w:val="0"/>
+        <w:autoSpaceDE w:val="0"/>
+        <w:autoSpaceDN w:val="0"/>
+        <w:spacing w:before="308" w:after="0"/>
+        <w:ind w:left="2392" w:hanging="1510"/>
+        <w:rPr>
+          <w:noProof/>
+        </w:rPr>
+      </w:pPr>
+    </w:p>
+    <w:p>
+      <w:pPr>
+        <w:pStyle w:val="Ttulo"/>
+        <w:widowControl w:val="0"/>
+        <w:autoSpaceDE w:val="0"/>
+        <w:autoSpaceDN w:val="0"/>
+        <w:spacing w:before="308" w:after="0"/>
+        <w:ind w:left="2392" w:hanging="1510"/>
+        <w:rPr>
+          <w:noProof/>
+        </w:rPr>
+      </w:pPr>
+    </w:p>
+    <w:p>
+      <w:pPr>
+        <w:pStyle w:val="Ttulo"/>
+        <w:widowControl w:val="0"/>
+        <w:autoSpaceDE w:val="0"/>
+        <w:autoSpaceDN w:val="0"/>
+        <w:spacing w:before="308" w:after="0"/>
+        <w:ind w:left="2392" w:hanging="1510"/>
+        <w:rPr>
+          <w:noProof/>
+        </w:rPr>
+      </w:pPr>
+    </w:p>
+    <w:p>
+      <w:pPr>
+        <w:pStyle w:val="Ttulo"/>
+        <w:widowControl w:val="0"/>
+        <w:autoSpaceDE w:val="0"/>
+        <w:autoSpaceDN w:val="0"/>
+        <w:spacing w:before="308" w:after="0"/>
+        <w:ind w:left="2392" w:hanging="1510"/>
+        <w:rPr>
+          <w:noProof/>
+        </w:rPr>
+      </w:pPr>
+    </w:p>
+    <w:p>
+      <w:pPr>
+        <w:pStyle w:val="Ttulo"/>
+        <w:widowControl w:val="0"/>
+        <w:autoSpaceDE w:val="0"/>
+        <w:autoSpaceDN w:val="0"/>
+        <w:spacing w:before="308" w:after="0"/>
+        <w:ind w:left="2392" w:hanging="1510"/>
+        <w:rPr>
+          <w:noProof/>
+        </w:rPr>
+      </w:pPr>
+      <w:r>
+        <w:rPr>
+          <w:noProof/>
+        </w:rPr>
+        <w:t>Proyecto Final de Ciclo de</w:t>
+      </w:r>
+    </w:p>
+    <w:p>
+      <w:pPr>
+        <w:pStyle w:val="Ttulo"/>
+        <w:widowControl w:val="0"/>
+        <w:autoSpaceDE w:val="0"/>
+        <w:autoSpaceDN w:val="0"/>
+        <w:spacing w:before="308" w:after="0"/>
+        <w:ind w:left="2392" w:hanging="1510"/>
+        <w:rPr>
+          <w:noProof/>
+        </w:rPr>
+      </w:pPr>
+      <w:r>
+        <w:rPr>
+          <w:noProof/>
+        </w:rPr>
+        <w:t>Desarrollo de Aplicaciones</w:t>
+      </w:r>
+    </w:p>
+    <w:p>
+      <w:pPr>
+        <w:pStyle w:val="Ttulo"/>
+        <w:widowControl w:val="0"/>
+        <w:autoSpaceDE w:val="0"/>
+        <w:autoSpaceDN w:val="0"/>
+        <w:spacing w:before="308" w:after="0"/>
+        <w:ind w:left="2392" w:hanging="1510"/>
+        <w:rPr>
+          <w:noProof/>
+        </w:rPr>
+      </w:pPr>
+      <w:r>
+        <w:rPr>
+          <w:noProof/>
+        </w:rPr>
+        <w:t>Multiplataforma</w:t>
+      </w:r>
+    </w:p>
+    <w:p/>
+    <w:p>
+      <w:pPr>
+        <w:pStyle w:val="Ttulo"/>
+        <w:widowControl w:val="0"/>
+        <w:autoSpaceDE w:val="0"/>
+        <w:autoSpaceDN w:val="0"/>
+        <w:spacing w:before="308" w:after="0"/>
+        <w:ind w:left="2392" w:hanging="1510"/>
+        <w:rPr>
+          <w:noProof/>
+        </w:rPr>
+      </w:pPr>
+      <w:r>
+        <w:rPr>
+          <w:noProof/>
+        </w:rPr>
+        <w:t>Titulo: CryptoBit</w:t>
+      </w:r>
+    </w:p>
+    <w:p/>
+    <w:p/>
+    <w:p>
+      <w:r>
+        <w:t>Apellidos y nombre del autor/a:</w:t>
+      </w:r>
+      <w:r>
+        <w:t xml:space="preserve"> Carlos Fernandez Bou</w:t>
+      </w:r>
+    </w:p>
+    <w:p/>
+    <w:p>
+      <w:r>
+        <w:t>Curso Académico: DAM</w:t>
+      </w:r>
+    </w:p>
+    <w:p/>
+    <w:p>
+      <w:r>
+        <w:t>Fecha de entrega: 24/05/2026</w:t>
+      </w:r>
     </w:p>
     <w:p>
       <w:pPr>
@@ -257,9 +415,12 @@
           <w:b/>
         </w:rPr>
         <w:sectPr>
-          <w:headerReference w:type="default" r:id="rId8"/>
+          <w:headerReference w:type="default" r:id="rId12"/>
+          <w:footerReference w:type="default" r:id="rId13"/>
+          <w:footerReference w:type="first" r:id="rId14"/>
           <w:pgSz w:w="11910" w:h="16840"/>
           <w:pgMar w:top="1920" w:right="1559" w:bottom="280" w:left="992" w:header="720" w:footer="720" w:gutter="0"/>
+          <w:pgNumType w:start="0"/>
           <w:cols w:space="720"/>
           <w:titlePg/>
           <w:docGrid w:linePitch="326"/>
@@ -288,21 +449,18 @@
       </w:pPr>
     </w:p>
     <w:p>
-      <w:pPr>
-        <w:rPr>
-          <w:b/>
-        </w:rPr>
-      </w:pPr>
-    </w:p>
-    <w:p>
-      <w:r>
-        <w:t xml:space="preserve">Yo, el abajo firmante, alumno del CFGS en Desarrollo de Aplicaciones Multiplataforma (Florida Centre de </w:t>
-      </w:r>
-      <w:proofErr w:type="spellStart"/>
-      <w:r>
-        <w:t>Formació</w:t>
-      </w:r>
-      <w:proofErr w:type="spellEnd"/>
+      <w:r>
+        <w:t>Yo, el abajo firmante, alumno del CFGS en Desarrollo de Aplicaciones Multiplataforma (Florida Centr</w:t>
+      </w:r>
+      <w:r>
+        <w:t>o</w:t>
+      </w:r>
+      <w:r>
+        <w:t xml:space="preserve"> de </w:t>
+      </w:r>
+      <w:r>
+        <w:t>Formación</w:t>
+      </w:r>
       <w:r>
         <w:t>, curso 2025/2026), declaramos bajo nuestra responsabilidad que el presente proyecto ha sido realizado íntegramente por nuestro grupo de trabajo.</w:t>
       </w:r>
@@ -444,9 +602,10 @@
       <w:r>
         <w:rPr>
           <w:b/>
+          <w:noProof/>
         </w:rPr>
         <w:drawing>
-          <wp:anchor distT="0" distB="0" distL="114300" distR="114300" simplePos="0" relativeHeight="251658240" behindDoc="1" locked="0" layoutInCell="1" allowOverlap="1" wp14:anchorId="12D28E5C" wp14:editId="3FC9D70C">
+          <wp:anchor distT="0" distB="0" distL="114300" distR="114300" simplePos="0" relativeHeight="251657216" behindDoc="1" locked="0" layoutInCell="1" allowOverlap="1" wp14:anchorId="12D28E5C" wp14:editId="57230AEA">
             <wp:simplePos x="0" y="0"/>
             <wp:positionH relativeFrom="page">
               <wp:posOffset>2453005</wp:posOffset>
@@ -488,7 +647,7 @@
                     </pic:cNvPicPr>
                   </pic:nvPicPr>
                   <pic:blipFill>
-                    <a:blip r:embed="rId9" cstate="print">
+                    <a:blip r:embed="rId15" cstate="print">
                       <a:extLst>
                         <a:ext uri="{28A0092B-C50C-407E-A947-70E740481C1C}">
                           <a14:useLocalDpi xmlns:a14="http://schemas.microsoft.com/office/drawing/2010/main" val="0"/>
@@ -554,6 +713,7 @@
     </w:p>
     <w:p>
       <w:pPr>
+        <w:jc w:val="both"/>
         <w:rPr>
           <w:b/>
         </w:rPr>
@@ -567,6 +727,7 @@
     </w:p>
     <w:p>
       <w:pPr>
+        <w:jc w:val="both"/>
         <w:rPr>
           <w:b/>
         </w:rPr>
@@ -578,6 +739,7 @@
           <w:ilvl w:val="0"/>
           <w:numId w:val="4"/>
         </w:numPr>
+        <w:jc w:val="both"/>
         <w:rPr>
           <w:b/>
         </w:rPr>
@@ -595,6 +757,7 @@
           <w:ilvl w:val="0"/>
           <w:numId w:val="4"/>
         </w:numPr>
+        <w:jc w:val="both"/>
         <w:rPr>
           <w:b/>
         </w:rPr>
@@ -619,6 +782,7 @@
           <w:ilvl w:val="0"/>
           <w:numId w:val="4"/>
         </w:numPr>
+        <w:jc w:val="both"/>
         <w:rPr>
           <w:b/>
         </w:rPr>
@@ -636,6 +800,7 @@
           <w:ilvl w:val="1"/>
           <w:numId w:val="4"/>
         </w:numPr>
+        <w:jc w:val="both"/>
         <w:rPr>
           <w:b/>
         </w:rPr>
@@ -653,6 +818,7 @@
           <w:ilvl w:val="1"/>
           <w:numId w:val="4"/>
         </w:numPr>
+        <w:jc w:val="both"/>
         <w:rPr>
           <w:b/>
         </w:rPr>
@@ -670,6 +836,7 @@
           <w:ilvl w:val="1"/>
           <w:numId w:val="4"/>
         </w:numPr>
+        <w:jc w:val="both"/>
         <w:rPr>
           <w:b/>
         </w:rPr>
@@ -680,14 +847,12 @@
         </w:rPr>
         <w:t xml:space="preserve">Descripción </w:t>
       </w:r>
-      <w:proofErr w:type="gramStart"/>
-      <w:r>
-        <w:rPr>
-          <w:b/>
-        </w:rPr>
-        <w:t>de los componente</w:t>
-      </w:r>
-      <w:proofErr w:type="gramEnd"/>
+      <w:r>
+        <w:rPr>
+          <w:b/>
+        </w:rPr>
+        <w:t>de los componentes</w:t>
+      </w:r>
       <w:r>
         <w:rPr>
           <w:b/>
@@ -701,6 +866,7 @@
           <w:ilvl w:val="1"/>
           <w:numId w:val="4"/>
         </w:numPr>
+        <w:jc w:val="both"/>
         <w:rPr>
           <w:b/>
         </w:rPr>
@@ -718,6 +884,7 @@
           <w:ilvl w:val="1"/>
           <w:numId w:val="4"/>
         </w:numPr>
+        <w:jc w:val="both"/>
         <w:rPr>
           <w:b/>
         </w:rPr>
@@ -735,6 +902,7 @@
           <w:ilvl w:val="0"/>
           <w:numId w:val="4"/>
         </w:numPr>
+        <w:jc w:val="both"/>
         <w:rPr>
           <w:b/>
         </w:rPr>
@@ -752,6 +920,7 @@
           <w:ilvl w:val="0"/>
           <w:numId w:val="4"/>
         </w:numPr>
+        <w:jc w:val="both"/>
         <w:rPr>
           <w:b/>
         </w:rPr>
@@ -769,6 +938,7 @@
           <w:ilvl w:val="0"/>
           <w:numId w:val="4"/>
         </w:numPr>
+        <w:jc w:val="both"/>
         <w:rPr>
           <w:b/>
         </w:rPr>
@@ -782,20 +952,23 @@
     </w:p>
     <w:p>
       <w:pPr>
-        <w:rPr>
-          <w:b/>
-        </w:rPr>
-      </w:pPr>
-    </w:p>
-    <w:p>
-      <w:pPr>
-        <w:rPr>
-          <w:b/>
-        </w:rPr>
-      </w:pPr>
-    </w:p>
-    <w:p>
-      <w:pPr>
+        <w:jc w:val="both"/>
+        <w:rPr>
+          <w:b/>
+        </w:rPr>
+      </w:pPr>
+    </w:p>
+    <w:p>
+      <w:pPr>
+        <w:jc w:val="both"/>
+        <w:rPr>
+          <w:b/>
+        </w:rPr>
+      </w:pPr>
+    </w:p>
+    <w:p>
+      <w:pPr>
+        <w:jc w:val="both"/>
         <w:rPr>
           <w:b/>
         </w:rPr>
@@ -809,13 +982,15 @@
     </w:p>
     <w:p>
       <w:pPr>
-        <w:rPr>
-          <w:b/>
-        </w:rPr>
-      </w:pPr>
-    </w:p>
-    <w:p>
-      <w:pPr>
+        <w:jc w:val="both"/>
+        <w:rPr>
+          <w:b/>
+        </w:rPr>
+      </w:pPr>
+    </w:p>
+    <w:p>
+      <w:pPr>
+        <w:jc w:val="both"/>
         <w:rPr>
           <w:b/>
         </w:rPr>
@@ -829,13 +1004,7 @@
     </w:p>
     <w:p>
       <w:pPr>
-        <w:rPr>
-          <w:b/>
-        </w:rPr>
-      </w:pPr>
-    </w:p>
-    <w:p>
-      <w:pPr>
+        <w:jc w:val="both"/>
         <w:rPr>
           <w:b/>
         </w:rPr>
@@ -849,13 +1018,7 @@
     </w:p>
     <w:p>
       <w:pPr>
-        <w:rPr>
-          <w:b/>
-        </w:rPr>
-      </w:pPr>
-    </w:p>
-    <w:p>
-      <w:pPr>
+        <w:jc w:val="both"/>
         <w:rPr>
           <w:b/>
         </w:rPr>
@@ -869,6 +1032,7 @@
     </w:p>
     <w:p>
       <w:pPr>
+        <w:jc w:val="both"/>
         <w:rPr>
           <w:b/>
         </w:rPr>
@@ -882,26 +1046,41 @@
     </w:p>
     <w:p>
       <w:pPr>
-        <w:rPr>
-          <w:b/>
-        </w:rPr>
-      </w:pPr>
-    </w:p>
-    <w:p>
-      <w:pPr>
-        <w:rPr>
-          <w:b/>
-        </w:rPr>
-      </w:pPr>
-      <w:r>
-        <w:rPr>
-          <w:b/>
-        </w:rPr>
-        <w:t>Figura 5. Menú de transacción ................................ pág. 16 Figura 6. Noticias .............................................................. pág. 17</w:t>
-      </w:r>
-    </w:p>
-    <w:p>
-      <w:pPr>
+        <w:jc w:val="both"/>
+        <w:rPr>
+          <w:b/>
+        </w:rPr>
+      </w:pPr>
+      <w:r>
+        <w:rPr>
+          <w:b/>
+        </w:rPr>
+        <w:t xml:space="preserve">Figura 5. Menú de transacción ................................ pág. </w:t>
+      </w:r>
+      <w:r>
+        <w:rPr>
+          <w:b/>
+        </w:rPr>
+        <w:t xml:space="preserve"> 16</w:t>
+      </w:r>
+    </w:p>
+    <w:p>
+      <w:pPr>
+        <w:jc w:val="both"/>
+        <w:rPr>
+          <w:b/>
+        </w:rPr>
+      </w:pPr>
+      <w:r>
+        <w:rPr>
+          <w:b/>
+        </w:rPr>
+        <w:t>Figura 6. Noticias .............................................................. pág. 17</w:t>
+      </w:r>
+    </w:p>
+    <w:p>
+      <w:pPr>
+        <w:jc w:val="both"/>
         <w:rPr>
           <w:b/>
         </w:rPr>
@@ -915,6 +1094,7 @@
     </w:p>
     <w:p>
       <w:pPr>
+        <w:jc w:val="both"/>
         <w:rPr>
           <w:b/>
         </w:rPr>
@@ -931,6 +1111,7 @@
           <w:ilvl w:val="0"/>
           <w:numId w:val="6"/>
         </w:numPr>
+        <w:jc w:val="both"/>
         <w:rPr>
           <w:b/>
         </w:rPr>
@@ -945,12 +1126,16 @@
     </w:p>
     <w:p>
       <w:pPr>
-        <w:rPr>
-          <w:b/>
-        </w:rPr>
-      </w:pPr>
-    </w:p>
-    <w:p>
+        <w:jc w:val="both"/>
+        <w:rPr>
+          <w:b/>
+        </w:rPr>
+      </w:pPr>
+    </w:p>
+    <w:p>
+      <w:pPr>
+        <w:jc w:val="both"/>
+      </w:pPr>
       <w:r>
         <w:t xml:space="preserve">La aplicación que he desarrollado se llama </w:t>
       </w:r>
@@ -964,41 +1149,44 @@
       </w:r>
     </w:p>
     <w:p>
+      <w:pPr>
+        <w:jc w:val="both"/>
+      </w:pPr>
       <w:r>
         <w:t xml:space="preserve">Como objetivo final, la aplicación debe simular una aplicación de trading e inversión de criptomoneda, incluyendo </w:t>
       </w:r>
+      <w:r>
+        <w:t>funciones comunes</w:t>
+      </w:r>
+      <w:r>
+        <w:t xml:space="preserve"> en este tipo de aplicaciones. Además, los cliente y usuario que vayan a utilizar la </w:t>
+      </w:r>
       <w:proofErr w:type="gramStart"/>
       <w:r>
-        <w:t>función comunes</w:t>
+        <w:t>app</w:t>
       </w:r>
       <w:proofErr w:type="gramEnd"/>
       <w:r>
-        <w:t xml:space="preserve"> en este tipo de aplicaciones. Además, los cliente y usuario que vayan a utilizar la </w:t>
-      </w:r>
-      <w:proofErr w:type="gramStart"/>
-      <w:r>
-        <w:t>app</w:t>
-      </w:r>
-      <w:proofErr w:type="gramEnd"/>
-      <w:r>
         <w:t xml:space="preserve"> deben poder acceder a ella mediante un registro e inicio de sesión.</w:t>
       </w:r>
     </w:p>
     <w:p>
+      <w:pPr>
+        <w:jc w:val="both"/>
+      </w:pPr>
       <w:r>
         <w:t xml:space="preserve">Finalmente, en base a los </w:t>
       </w:r>
-      <w:proofErr w:type="gramStart"/>
-      <w:r>
-        <w:t>resultado obtenidos</w:t>
-      </w:r>
-      <w:proofErr w:type="gramEnd"/>
+      <w:r>
+        <w:t>resultados obtenidos</w:t>
+      </w:r>
       <w:r>
         <w:t>, se puede confirmar que el registro e inicio de sesión de los usuarios ha sido implementado correctamente, al igual que otras muchas funciones del sistema de ajustes, trading y cartera de cada usuario.</w:t>
       </w:r>
     </w:p>
     <w:p>
       <w:pPr>
+        <w:jc w:val="both"/>
         <w:sectPr>
           <w:pgSz w:w="11910" w:h="16840"/>
           <w:pgMar w:top="1320" w:right="1559" w:bottom="1200" w:left="992" w:header="392" w:footer="1006" w:gutter="0"/>
@@ -1012,6 +1200,7 @@
           <w:ilvl w:val="0"/>
           <w:numId w:val="6"/>
         </w:numPr>
+        <w:jc w:val="both"/>
         <w:rPr>
           <w:b/>
         </w:rPr>
@@ -1026,81 +1215,88 @@
     </w:p>
     <w:p>
       <w:pPr>
-        <w:rPr>
-          <w:b/>
-        </w:rPr>
-      </w:pPr>
-    </w:p>
-    <w:p>
+        <w:jc w:val="both"/>
+        <w:rPr>
+          <w:b/>
+        </w:rPr>
+      </w:pPr>
+    </w:p>
+    <w:p>
+      <w:pPr>
+        <w:jc w:val="both"/>
+      </w:pPr>
       <w:r>
         <w:t xml:space="preserve">El proyecto ha sido llevado a cabo debido a la falta de aplicaciones de trading que simulen correctamente </w:t>
       </w:r>
+      <w:r>
+        <w:t>las funciones</w:t>
+      </w:r>
+      <w:r>
+        <w:t xml:space="preserve"> de compraventa e intercambio de objetos monetarios (criptomoneda) sin tener que introducir dinero antes de realizar un caso real. Este tipo de aplicaciones impiden que posibles nuevos cliente o usuario interesados en la inversión, ingresen en ese campo sin dificultades.</w:t>
+      </w:r>
+    </w:p>
+    <w:p>
+      <w:pPr>
+        <w:jc w:val="both"/>
+      </w:pPr>
+      <w:r>
+        <w:t xml:space="preserve">Los </w:t>
+      </w:r>
+      <w:proofErr w:type="spellStart"/>
+      <w:r>
+        <w:t>stakeholders</w:t>
+      </w:r>
+      <w:proofErr w:type="spellEnd"/>
+      <w:r>
+        <w:t xml:space="preserve"> o principales interesados en nuestro software serían principalmente empresas de inversión y sus inversores, además de inversores freelance (no profesionales) que quieran acceder a este tipo de inversión y realizar </w:t>
+      </w:r>
+      <w:r>
+        <w:t>sus transacciones</w:t>
+      </w:r>
+      <w:r>
+        <w:t xml:space="preserve"> de manera segura y sencilla.</w:t>
+      </w:r>
+    </w:p>
+    <w:p>
+      <w:pPr>
+        <w:jc w:val="both"/>
+      </w:pPr>
+      <w:r>
+        <w:t xml:space="preserve">Se pretende que todo tipo de </w:t>
+      </w:r>
+      <w:r>
+        <w:t>posibles usuarios</w:t>
+      </w:r>
+      <w:r>
+        <w:t xml:space="preserve"> que accedan a nuestra </w:t>
+      </w:r>
       <w:proofErr w:type="gramStart"/>
       <w:r>
-        <w:t>las función</w:t>
+        <w:t>app</w:t>
       </w:r>
       <w:proofErr w:type="gramEnd"/>
       <w:r>
-        <w:t xml:space="preserve"> de compraventa e intercambio de objetos monetarios (criptomoneda) sin tener que introducir dinero antes de realizar un caso real. Este tipo de aplicaciones impiden que posibles nuevos cliente o usuario interesados en la inversión, ingresen en ese campo sin dificultades.</w:t>
-      </w:r>
-    </w:p>
-    <w:p>
-      <w:r>
-        <w:t xml:space="preserve">Los </w:t>
-      </w:r>
-      <w:proofErr w:type="spellStart"/>
-      <w:r>
-        <w:t>stakeholders</w:t>
-      </w:r>
-      <w:proofErr w:type="spellEnd"/>
-      <w:r>
-        <w:t xml:space="preserve"> o principales interesados en nuestro software serían principalmente empresas de inversión y sus inversores, además de inversores freelance (no profesionales) que quieran acceder a este tipo de inversión y realizar </w:t>
-      </w:r>
-      <w:proofErr w:type="gramStart"/>
-      <w:r>
-        <w:t>sus transacción</w:t>
-      </w:r>
-      <w:proofErr w:type="gramEnd"/>
-      <w:r>
-        <w:t xml:space="preserve"> de manera segura y sencilla.</w:t>
-      </w:r>
-    </w:p>
-    <w:p>
-      <w:r>
-        <w:t xml:space="preserve">Se pretende que todo tipo de </w:t>
-      </w:r>
-      <w:proofErr w:type="gramStart"/>
-      <w:r>
-        <w:t>posibles usuario</w:t>
-      </w:r>
-      <w:proofErr w:type="gramEnd"/>
-      <w:r>
-        <w:t xml:space="preserve"> que accedan a nuestra </w:t>
-      </w:r>
-      <w:proofErr w:type="gramStart"/>
-      <w:r>
-        <w:t>app</w:t>
-      </w:r>
-      <w:proofErr w:type="gramEnd"/>
-      <w:r>
-        <w:t xml:space="preserve">, realicen todos los </w:t>
-      </w:r>
-      <w:proofErr w:type="gramStart"/>
-      <w:r>
-        <w:t>proceso necesarios</w:t>
-      </w:r>
-      <w:proofErr w:type="gramEnd"/>
-      <w:r>
-        <w:t xml:space="preserve"> de manera segura y sencilla sin tener que utilizar dinero de prueba.</w:t>
-      </w:r>
-    </w:p>
-    <w:p/>
+        <w:t>, realicen todos los proceso</w:t>
+      </w:r>
+      <w:r>
+        <w:t>s</w:t>
+      </w:r>
+      <w:r>
+        <w:t xml:space="preserve"> necesarios de manera segura y sencilla sin tener que utilizar dinero de prueba.</w:t>
+      </w:r>
+    </w:p>
+    <w:p>
+      <w:pPr>
+        <w:jc w:val="both"/>
+      </w:pPr>
+    </w:p>
     <w:p>
       <w:pPr>
         <w:numPr>
           <w:ilvl w:val="0"/>
           <w:numId w:val="6"/>
         </w:numPr>
+        <w:jc w:val="both"/>
         <w:rPr>
           <w:b/>
         </w:rPr>
@@ -1114,6 +1310,7 @@
     </w:p>
     <w:p>
       <w:pPr>
+        <w:jc w:val="both"/>
         <w:rPr>
           <w:b/>
         </w:rPr>
@@ -1125,6 +1322,7 @@
           <w:ilvl w:val="1"/>
           <w:numId w:val="6"/>
         </w:numPr>
+        <w:jc w:val="both"/>
         <w:rPr>
           <w:b/>
         </w:rPr>
@@ -1137,6 +1335,9 @@
       </w:r>
     </w:p>
     <w:p>
+      <w:pPr>
+        <w:jc w:val="both"/>
+      </w:pPr>
       <w:r>
         <w:t>Existen diversas empresas que han ideado propuestas similares a nuestra aplicación, por ejemplo “</w:t>
       </w:r>
@@ -1156,38 +1357,36 @@
       <w:r>
         <w:t xml:space="preserve">”, que simulan transacción sin dinero real, más bien otorgan dinero simulado para realizar </w:t>
       </w:r>
-      <w:proofErr w:type="gramStart"/>
-      <w:r>
-        <w:t>las función</w:t>
-      </w:r>
-      <w:proofErr w:type="gramEnd"/>
+      <w:r>
+        <w:t>las funciones</w:t>
+      </w:r>
       <w:r>
         <w:t>.</w:t>
       </w:r>
     </w:p>
     <w:p>
+      <w:pPr>
+        <w:jc w:val="both"/>
+      </w:pPr>
       <w:r>
         <w:t xml:space="preserve">Teniendo estas propuestas en cuenta, nuestro proyecto ofrece este mismo sistema de simulación de transacción con la diferencia clave de que no otorga dinero simulado, sino que puedes acceder a </w:t>
       </w:r>
-      <w:proofErr w:type="gramStart"/>
-      <w:r>
-        <w:t>las función</w:t>
-      </w:r>
-      <w:proofErr w:type="gramEnd"/>
+      <w:r>
+        <w:t>las funciones</w:t>
+      </w:r>
       <w:r>
         <w:t xml:space="preserve"> y realizar transacción “falsas” de manera fluida sin tener en cuenta dinero de prueba que se acabe. Por lo que sería fácil de explotar comercialmente ya que </w:t>
       </w:r>
-      <w:proofErr w:type="gramStart"/>
-      <w:r>
-        <w:t>nuevos usuario</w:t>
-      </w:r>
-      <w:proofErr w:type="gramEnd"/>
+      <w:r>
+        <w:t>nuevos usuarios</w:t>
+      </w:r>
       <w:r>
         <w:t xml:space="preserve"> potenciales del trading, que no tengas experiencia previa podrán practicar sin preocupaciones.</w:t>
       </w:r>
     </w:p>
     <w:p>
       <w:pPr>
+        <w:jc w:val="both"/>
         <w:sectPr>
           <w:pgSz w:w="11910" w:h="16840"/>
           <w:pgMar w:top="1320" w:right="1559" w:bottom="1200" w:left="992" w:header="392" w:footer="1006" w:gutter="0"/>
@@ -1201,6 +1400,7 @@
           <w:ilvl w:val="1"/>
           <w:numId w:val="6"/>
         </w:numPr>
+        <w:jc w:val="both"/>
         <w:rPr>
           <w:b/>
         </w:rPr>
@@ -1214,6 +1414,9 @@
       </w:r>
     </w:p>
     <w:p>
+      <w:pPr>
+        <w:jc w:val="both"/>
+      </w:pPr>
       <w:r>
         <w:rPr>
           <w:u w:val="single"/>
@@ -1221,8 +1424,10 @@
         <w:t>//SCRUM//</w:t>
       </w:r>
     </w:p>
-    <w:p/>
-    <w:p>
+    <w:p>
+      <w:pPr>
+        <w:jc w:val="both"/>
+      </w:pPr>
       <w:r>
         <w:t xml:space="preserve">En cuanto a los roles asignados mediante la metodología Scrum, el rol de </w:t>
       </w:r>
@@ -1242,159 +1447,201 @@
       <w:r>
         <w:t xml:space="preserve"> fue asignado a “Carlos Fernández”, y por último </w:t>
       </w:r>
+      <w:r>
+        <w:t>los roles</w:t>
+      </w:r>
+      <w:r>
+        <w:t xml:space="preserve"> de equipo de desarrollo, han sido asignados a “Carlos Fernández” y “Carlos Fernández”.</w:t>
+      </w:r>
+    </w:p>
+    <w:p>
+      <w:pPr>
+        <w:jc w:val="both"/>
+      </w:pPr>
+    </w:p>
+    <w:p>
+      <w:pPr>
+        <w:jc w:val="both"/>
+      </w:pPr>
+      <w:r>
+        <w:rPr>
+          <w:u w:val="single"/>
+        </w:rPr>
+        <w:t>//PRODUCT BACKLOG//</w:t>
+      </w:r>
+    </w:p>
+    <w:p>
+      <w:pPr>
+        <w:jc w:val="both"/>
+      </w:pPr>
+      <w:r>
+        <w:t xml:space="preserve">Teniendo en cuenta la realización y organización del proyecto, la distribución y asignación de tarea han sido realizadas en la plataforma Trello, en esta el </w:t>
+      </w:r>
+      <w:proofErr w:type="spellStart"/>
+      <w:r>
+        <w:t>Product</w:t>
+      </w:r>
+      <w:proofErr w:type="spellEnd"/>
+      <w:r>
+        <w:t xml:space="preserve"> Owner fue el encargado de asignar </w:t>
+      </w:r>
+      <w:r>
+        <w:t>las tareas</w:t>
+      </w:r>
+      <w:r>
+        <w:t xml:space="preserve"> en función de nuestras competencias en cada campo necesario, como ejemplo de un </w:t>
+      </w:r>
+      <w:proofErr w:type="spellStart"/>
+      <w:r>
+        <w:t>daily</w:t>
+      </w:r>
+      <w:proofErr w:type="spellEnd"/>
+      <w:r>
+        <w:t xml:space="preserve"> scrum, en la primera </w:t>
+      </w:r>
+      <w:proofErr w:type="spellStart"/>
+      <w:r>
+        <w:t>daily</w:t>
+      </w:r>
+      <w:proofErr w:type="spellEnd"/>
+      <w:r>
+        <w:t xml:space="preserve"> del proyecto ordenamos y distribuimos el trabajo entre </w:t>
+      </w:r>
+      <w:r>
+        <w:t>los integrantes</w:t>
+      </w:r>
+      <w:r>
+        <w:t xml:space="preserve"> del grupo para tener un objetivo claro cada uno. Posteriormente fueron organizadas por todo el equipo del proyecto, clasificándolas según su estado tarea prioritarias, finalizadas, en desarrollo y pendientes de mejora.</w:t>
+      </w:r>
+    </w:p>
+    <w:p>
+      <w:pPr>
+        <w:jc w:val="both"/>
+      </w:pPr>
+    </w:p>
+    <w:p>
+      <w:pPr>
+        <w:jc w:val="both"/>
+      </w:pPr>
+      <w:r>
+        <w:rPr>
+          <w:u w:val="single"/>
+        </w:rPr>
+        <w:t>//SPRINTS == DAILY SCRUM == BACKLOG//</w:t>
+      </w:r>
+    </w:p>
+    <w:p>
+      <w:pPr>
+        <w:jc w:val="both"/>
+      </w:pPr>
+      <w:r>
+        <w:t xml:space="preserve">Con respecto a los </w:t>
+      </w:r>
+      <w:proofErr w:type="spellStart"/>
+      <w:r>
+        <w:t>sprints</w:t>
+      </w:r>
+      <w:proofErr w:type="spellEnd"/>
+      <w:r>
+        <w:t xml:space="preserve"> de desarrollo que hemos ideado para llevar a cabo el proyecto, ideamos 2 </w:t>
+      </w:r>
+      <w:proofErr w:type="spellStart"/>
+      <w:r>
+        <w:t>sprints</w:t>
+      </w:r>
+      <w:proofErr w:type="spellEnd"/>
+      <w:r>
+        <w:t xml:space="preserve"> distintos. El objetivo del primer sprint (Sprint </w:t>
+      </w:r>
+      <w:proofErr w:type="spellStart"/>
+      <w:r>
+        <w:t>Goal</w:t>
+      </w:r>
+      <w:proofErr w:type="spellEnd"/>
+      <w:r>
+        <w:t>) fue desarrollar un sistema funcional de registro e inicio de sesión de usuario, así como establecer la base visual de la aplicación mediante la definición de la paleta de estilo y estructura inicial de navegación.</w:t>
+      </w:r>
+    </w:p>
+    <w:p>
+      <w:pPr>
+        <w:jc w:val="both"/>
+      </w:pPr>
+      <w:r>
+        <w:t xml:space="preserve">El segundo sprint, ha tomado lugar durante la segunda semana del proyecto, durante este sprint diseñamos todas las </w:t>
+      </w:r>
+      <w:r>
+        <w:t>funcionalidades secundarias</w:t>
+      </w:r>
+      <w:r>
+        <w:t xml:space="preserve"> pero prioritarias para un uso completo de la aplicación como </w:t>
+      </w:r>
+      <w:r>
+        <w:t>las transacciones</w:t>
+      </w:r>
+      <w:r>
+        <w:t xml:space="preserve"> entre usuario y la obtención de dato reales mediante petición a </w:t>
+      </w:r>
+      <w:proofErr w:type="spellStart"/>
+      <w:r>
+        <w:t>API’s</w:t>
+      </w:r>
+      <w:proofErr w:type="spellEnd"/>
+      <w:r>
+        <w:t xml:space="preserve"> públicas.</w:t>
+      </w:r>
+    </w:p>
+    <w:p>
+      <w:pPr>
+        <w:jc w:val="both"/>
+      </w:pPr>
+      <w:r>
+        <w:t>El incremento del sprint es el resultado obtenido en el proyecto tras haber realizado un sprint de desarrollo de un proyecto. En nuestro proyecto tras haber realizado los sprint,</w:t>
+      </w:r>
+      <w:r>
+        <w:t xml:space="preserve"> </w:t>
+      </w:r>
+      <w:r>
+        <w:t xml:space="preserve">el incremento de </w:t>
+      </w:r>
       <w:proofErr w:type="gramStart"/>
       <w:r>
-        <w:t>los rol</w:t>
+        <w:t xml:space="preserve">mi </w:t>
+      </w:r>
+      <w:r>
+        <w:t xml:space="preserve"> sprint</w:t>
       </w:r>
       <w:proofErr w:type="gramEnd"/>
       <w:r>
-        <w:t xml:space="preserve"> de equipo de desarrollo, han sido asignados a “Carlos Fernández” y “Carlos Fernández”.</w:t>
-      </w:r>
-    </w:p>
-    <w:p>
-      <w:r>
-        <w:rPr>
-          <w:u w:val="single"/>
-        </w:rPr>
-        <w:t>//PRODUCT BACKLOG//</w:t>
-      </w:r>
-    </w:p>
-    <w:p/>
-    <w:p>
-      <w:r>
-        <w:t xml:space="preserve">Teniendo en cuenta la realización y organización del proyecto, la distribución y asignación de tarea han sido realizadas en la plataforma Trello, en esta el </w:t>
+        <w:t xml:space="preserve"> ha dado lugar a un producto capaz de guardar registro de usuario y </w:t>
       </w:r>
       <w:proofErr w:type="spellStart"/>
       <w:r>
-        <w:t>Product</w:t>
+        <w:t>login</w:t>
       </w:r>
       <w:proofErr w:type="spellEnd"/>
       <w:r>
-        <w:t xml:space="preserve"> Owner fue el encargado de asignar </w:t>
-      </w:r>
-      <w:proofErr w:type="gramStart"/>
-      <w:r>
-        <w:t>las tarea</w:t>
-      </w:r>
-      <w:proofErr w:type="gramEnd"/>
-      <w:r>
-        <w:t xml:space="preserve"> en función de nuestras competencias en cada campo necesario, como ejemplo de un </w:t>
-      </w:r>
-      <w:proofErr w:type="spellStart"/>
-      <w:r>
-        <w:t>daily</w:t>
-      </w:r>
-      <w:proofErr w:type="spellEnd"/>
-      <w:r>
-        <w:t xml:space="preserve"> scrum, en la primera </w:t>
-      </w:r>
-      <w:proofErr w:type="spellStart"/>
-      <w:r>
-        <w:t>daily</w:t>
-      </w:r>
-      <w:proofErr w:type="spellEnd"/>
-      <w:r>
-        <w:t xml:space="preserve"> del proyecto ordenamos y distribuimos el trabajo entre </w:t>
-      </w:r>
-      <w:proofErr w:type="gramStart"/>
-      <w:r>
-        <w:t>los integrante</w:t>
-      </w:r>
-      <w:proofErr w:type="gramEnd"/>
-      <w:r>
-        <w:t xml:space="preserve"> del grupo para tener un objetivo claro cada uno. Posteriormente fueron organizadas por todo el equipo del proyecto, clasificándolas según su estado tarea prioritarias, finalizadas, en desarrollo y pendientes de mejora.</w:t>
-      </w:r>
-    </w:p>
-    <w:p/>
-    <w:p>
-      <w:r>
-        <w:rPr>
-          <w:u w:val="single"/>
-        </w:rPr>
-        <w:t>//SPRINTS == DAILY SCRUM == BACKLOG//</w:t>
-      </w:r>
-    </w:p>
-    <w:p>
-      <w:r>
-        <w:t xml:space="preserve">Con respecto a los </w:t>
-      </w:r>
-      <w:proofErr w:type="spellStart"/>
-      <w:r>
-        <w:t>sprints</w:t>
-      </w:r>
-      <w:proofErr w:type="spellEnd"/>
-      <w:r>
-        <w:t xml:space="preserve"> de desarrollo que hemos ideado para llevar a cabo el proyecto, ideamos 2 </w:t>
-      </w:r>
-      <w:proofErr w:type="spellStart"/>
-      <w:r>
-        <w:t>sprints</w:t>
-      </w:r>
-      <w:proofErr w:type="spellEnd"/>
-      <w:r>
-        <w:t xml:space="preserve"> distintos. El objetivo del primer sprint (Sprint </w:t>
-      </w:r>
-      <w:proofErr w:type="spellStart"/>
-      <w:r>
-        <w:t>Goal</w:t>
-      </w:r>
-      <w:proofErr w:type="spellEnd"/>
-      <w:r>
-        <w:t>) fue desarrollar un sistema funcional de registro e inicio de sesión de usuario, así como establecer la base visual de la aplicación mediante la definición de la paleta de estilo y estructura inicial de navegación.</w:t>
-      </w:r>
-    </w:p>
-    <w:p>
-      <w:r>
-        <w:t xml:space="preserve">El segundo sprint, ha tomado lugar durante la segunda semana del proyecto, durante este sprint diseñamos todas las </w:t>
-      </w:r>
-      <w:proofErr w:type="gramStart"/>
-      <w:r>
-        <w:t>funcionalidad secundarias</w:t>
-      </w:r>
-      <w:proofErr w:type="gramEnd"/>
-      <w:r>
-        <w:t xml:space="preserve"> pero prioritarias para un uso completo de la aplicación como </w:t>
-      </w:r>
-      <w:proofErr w:type="gramStart"/>
-      <w:r>
-        <w:t>las transacción</w:t>
-      </w:r>
-      <w:proofErr w:type="gramEnd"/>
-      <w:r>
-        <w:t xml:space="preserve"> entre usuario y la obtención de dato reales mediante petición a </w:t>
-      </w:r>
-      <w:proofErr w:type="spellStart"/>
-      <w:r>
-        <w:t>API’s</w:t>
-      </w:r>
-      <w:proofErr w:type="spellEnd"/>
-      <w:r>
-        <w:t xml:space="preserve"> públicas.</w:t>
-      </w:r>
-    </w:p>
-    <w:p>
-      <w:r>
-        <w:t>El incremento del sprint es el resultado obtenido en el proyecto tras haber realizado un sprint de desarrollo de un proyecto. En nuestro proyecto tras haber realizado los sprint,</w:t>
-      </w:r>
-      <w:r>
-        <w:t xml:space="preserve"> </w:t>
-      </w:r>
-      <w:r>
-        <w:t xml:space="preserve">el incremento de nuestro sprint ha dado lugar a un producto capaz de guardar registro de usuario y </w:t>
-      </w:r>
-      <w:proofErr w:type="spellStart"/>
-      <w:r>
-        <w:t>login</w:t>
-      </w:r>
-      <w:proofErr w:type="spellEnd"/>
-      <w:r>
         <w:t>, y capaz de utilizar función del trading esenciales como la billetera personal, las noticia de cripto moneda o la consulta del mercado.</w:t>
       </w:r>
     </w:p>
-    <w:p/>
-    <w:p/>
-    <w:p/>
-    <w:p>
+    <w:p>
+      <w:pPr>
+        <w:jc w:val="both"/>
+      </w:pPr>
+    </w:p>
+    <w:p>
+      <w:pPr>
+        <w:jc w:val="both"/>
+      </w:pPr>
+    </w:p>
+    <w:p>
+      <w:pPr>
+        <w:jc w:val="both"/>
+      </w:pPr>
+    </w:p>
+    <w:p>
+      <w:pPr>
+        <w:jc w:val="both"/>
+      </w:pPr>
       <w:r>
         <w:rPr>
           <w:u w:val="single"/>
@@ -1404,51 +1651,161 @@
       </w:r>
     </w:p>
     <w:p>
-      <w:r>
-        <w:t xml:space="preserve">Para organizar las idea y tarea del proyecto, </w:t>
+      <w:pPr>
+        <w:jc w:val="both"/>
+      </w:pPr>
+      <w:r>
+        <w:t>Para organizar las idea y tarea del proyecto, utili</w:t>
+      </w:r>
+      <w:r>
+        <w:t>c</w:t>
+      </w:r>
+      <w:r>
+        <w:t xml:space="preserve">é </w:t>
       </w:r>
       <w:proofErr w:type="spellStart"/>
       <w:r>
-        <w:t>utilizé</w:t>
+        <w:t>trello</w:t>
       </w:r>
       <w:proofErr w:type="spellEnd"/>
       <w:r>
-        <w:t xml:space="preserve"> </w:t>
+        <w:t xml:space="preserve"> para organizar la tarea por tarjetas. Para empezar, el producto </w:t>
       </w:r>
       <w:proofErr w:type="spellStart"/>
       <w:r>
-        <w:t>trello</w:t>
+        <w:t>owner</w:t>
       </w:r>
       <w:proofErr w:type="spellEnd"/>
       <w:r>
-        <w:t xml:space="preserve"> para organizar la tarea por tarjetas. Para empezar, el producto </w:t>
-      </w:r>
-      <w:proofErr w:type="spellStart"/>
-      <w:r>
-        <w:t>owner</w:t>
-      </w:r>
-      <w:proofErr w:type="spellEnd"/>
-      <w:r>
         <w:t xml:space="preserve"> comenzó a añadir todas las tareas necesarias al tablero, gracias a eso conseguimos saber que tarea teníamos pendientes y la prioridad de cada una</w:t>
       </w:r>
-    </w:p>
-    <w:p>
-      <w:pPr>
-        <w:sectPr>
-          <w:pgSz w:w="11910" w:h="16840"/>
-          <w:pgMar w:top="1320" w:right="1559" w:bottom="1200" w:left="992" w:header="392" w:footer="1006" w:gutter="0"/>
-          <w:cols w:space="720"/>
-        </w:sectPr>
-      </w:pPr>
-    </w:p>
-    <w:p/>
-    <w:p/>
+      <w:r>
+        <w:t>.</w:t>
+      </w:r>
+    </w:p>
+    <w:p>
+      <w:pPr>
+        <w:jc w:val="both"/>
+      </w:pPr>
+      <w:r>
+        <w:rPr>
+          <w:noProof/>
+        </w:rPr>
+        <w:drawing>
+          <wp:inline distT="0" distB="0" distL="0" distR="0" wp14:anchorId="2FFFB801" wp14:editId="084C2F85">
+            <wp:extent cx="5400040" cy="2963545"/>
+            <wp:effectExtent l="0" t="0" r="0" b="8255"/>
+            <wp:docPr id="1085194217" name="Imagen 1" descr="Transformación de tu flujo de trabajo con Trello | Atlassian"/>
+            <wp:cNvGraphicFramePr>
+              <a:graphicFrameLocks xmlns:a="http://schemas.openxmlformats.org/drawingml/2006/main" noChangeAspect="1"/>
+            </wp:cNvGraphicFramePr>
+            <a:graphic xmlns:a="http://schemas.openxmlformats.org/drawingml/2006/main">
+              <a:graphicData uri="http://schemas.openxmlformats.org/drawingml/2006/picture">
+                <pic:pic xmlns:pic="http://schemas.openxmlformats.org/drawingml/2006/picture">
+                  <pic:nvPicPr>
+                    <pic:cNvPr id="0" name="Picture 1" descr="Transformación de tu flujo de trabajo con Trello | Atlassian"/>
+                    <pic:cNvPicPr>
+                      <a:picLocks noChangeAspect="1" noChangeArrowheads="1"/>
+                    </pic:cNvPicPr>
+                  </pic:nvPicPr>
+                  <pic:blipFill>
+                    <a:blip r:embed="rId16" cstate="print">
+                      <a:extLst>
+                        <a:ext uri="{28A0092B-C50C-407E-A947-70E740481C1C}">
+                          <a14:useLocalDpi xmlns:a14="http://schemas.microsoft.com/office/drawing/2010/main" val="0"/>
+                        </a:ext>
+                      </a:extLst>
+                    </a:blip>
+                    <a:srcRect/>
+                    <a:stretch>
+                      <a:fillRect/>
+                    </a:stretch>
+                  </pic:blipFill>
+                  <pic:spPr bwMode="auto">
+                    <a:xfrm>
+                      <a:off x="0" y="0"/>
+                      <a:ext cx="5400040" cy="2963545"/>
+                    </a:xfrm>
+                    <a:prstGeom prst="rect">
+                      <a:avLst/>
+                    </a:prstGeom>
+                    <a:noFill/>
+                    <a:ln>
+                      <a:noFill/>
+                    </a:ln>
+                  </pic:spPr>
+                </pic:pic>
+              </a:graphicData>
+            </a:graphic>
+          </wp:inline>
+        </w:drawing>
+      </w:r>
+    </w:p>
+    <w:p>
+      <w:pPr>
+        <w:jc w:val="both"/>
+      </w:pPr>
+      <w:r>
+        <w:rPr>
+          <w:noProof/>
+        </w:rPr>
+        <w:drawing>
+          <wp:inline distT="0" distB="0" distL="0" distR="0" wp14:anchorId="0C5BAC32" wp14:editId="57D76D8A">
+            <wp:extent cx="6044821" cy="238125"/>
+            <wp:effectExtent l="0" t="0" r="0" b="0"/>
+            <wp:docPr id="995757203" name="Imagen 3"/>
+            <wp:cNvGraphicFramePr>
+              <a:graphicFrameLocks xmlns:a="http://schemas.openxmlformats.org/drawingml/2006/main" noChangeAspect="1"/>
+            </wp:cNvGraphicFramePr>
+            <a:graphic xmlns:a="http://schemas.openxmlformats.org/drawingml/2006/main">
+              <a:graphicData uri="http://schemas.openxmlformats.org/drawingml/2006/picture">
+                <pic:pic xmlns:pic="http://schemas.openxmlformats.org/drawingml/2006/picture">
+                  <pic:nvPicPr>
+                    <pic:cNvPr id="0" name="Picture 4"/>
+                    <pic:cNvPicPr>
+                      <a:picLocks noChangeAspect="1" noChangeArrowheads="1"/>
+                    </pic:cNvPicPr>
+                  </pic:nvPicPr>
+                  <pic:blipFill>
+                    <a:blip r:embed="rId17">
+                      <a:extLst>
+                        <a:ext uri="{28A0092B-C50C-407E-A947-70E740481C1C}">
+                          <a14:useLocalDpi xmlns:a14="http://schemas.microsoft.com/office/drawing/2010/main" val="0"/>
+                        </a:ext>
+                      </a:extLst>
+                    </a:blip>
+                    <a:srcRect/>
+                    <a:stretch>
+                      <a:fillRect/>
+                    </a:stretch>
+                  </pic:blipFill>
+                  <pic:spPr bwMode="auto">
+                    <a:xfrm>
+                      <a:off x="0" y="0"/>
+                      <a:ext cx="6056017" cy="238566"/>
+                    </a:xfrm>
+                    <a:prstGeom prst="rect">
+                      <a:avLst/>
+                    </a:prstGeom>
+                    <a:noFill/>
+                    <a:ln>
+                      <a:noFill/>
+                    </a:ln>
+                  </pic:spPr>
+                </pic:pic>
+              </a:graphicData>
+            </a:graphic>
+          </wp:inline>
+        </w:drawing>
+      </w:r>
+    </w:p>
     <w:p>
       <w:pPr>
         <w:numPr>
           <w:ilvl w:val="1"/>
           <w:numId w:val="6"/>
         </w:numPr>
+        <w:jc w:val="both"/>
         <w:rPr>
           <w:b/>
         </w:rPr>
@@ -1459,31 +1816,36 @@
         </w:rPr>
         <w:t xml:space="preserve">Descripción </w:t>
       </w:r>
+      <w:r>
+        <w:rPr>
+          <w:b/>
+        </w:rPr>
+        <w:t>de los componentes</w:t>
+      </w:r>
+      <w:r>
+        <w:rPr>
+          <w:b/>
+        </w:rPr>
+        <w:t xml:space="preserve"> de la aplicación</w:t>
+      </w:r>
+    </w:p>
+    <w:p>
+      <w:pPr>
+        <w:jc w:val="both"/>
+      </w:pPr>
+      <w:r>
+        <w:t xml:space="preserve">Para comenzar a describir el proyecto, cabe recalcar que se trata de una </w:t>
+      </w:r>
       <w:proofErr w:type="gramStart"/>
       <w:r>
-        <w:rPr>
-          <w:b/>
-        </w:rPr>
-        <w:t>de los componente</w:t>
+        <w:t>app</w:t>
       </w:r>
       <w:proofErr w:type="gramEnd"/>
       <w:r>
-        <w:rPr>
-          <w:b/>
-        </w:rPr>
-        <w:t xml:space="preserve"> de la aplicación</w:t>
-      </w:r>
-    </w:p>
-    <w:p>
-      <w:pPr>
-        <w:rPr>
-          <w:b/>
-        </w:rPr>
-      </w:pPr>
-    </w:p>
-    <w:p>
-      <w:r>
-        <w:t xml:space="preserve">Para comenzar a describir el proyecto, cabe recalcar que se trata de una </w:t>
+        <w:t xml:space="preserve"> dedicada al trading. Por ello </w:t>
+      </w:r>
+      <w:r>
+        <w:t xml:space="preserve">mi </w:t>
       </w:r>
       <w:proofErr w:type="gramStart"/>
       <w:r>
@@ -1491,18 +1853,13 @@
       </w:r>
       <w:proofErr w:type="gramEnd"/>
       <w:r>
-        <w:t xml:space="preserve"> dedicada al trading. Por ello nuestra </w:t>
-      </w:r>
-      <w:proofErr w:type="gramStart"/>
-      <w:r>
-        <w:t>app</w:t>
-      </w:r>
-      <w:proofErr w:type="gramEnd"/>
-      <w:r>
         <w:t xml:space="preserve"> dispone de diversas pantallas en las que se llevan a cabo estos procesos, todas ellas estilizadas de forma adecuada para ofrecer una experiencia de usuario acorde.</w:t>
       </w:r>
     </w:p>
     <w:p>
+      <w:pPr>
+        <w:jc w:val="both"/>
+      </w:pPr>
       <w:r>
         <w:t xml:space="preserve">Dispone de 8 pantalla, en estas se llevan a cabo, el registro de usuario, el </w:t>
       </w:r>
@@ -1514,24 +1871,23 @@
       <w:r>
         <w:t xml:space="preserve">, </w:t>
       </w:r>
-      <w:proofErr w:type="gramStart"/>
-      <w:r>
-        <w:t>las transacción</w:t>
-      </w:r>
-      <w:proofErr w:type="gramEnd"/>
-      <w:r>
-        <w:t xml:space="preserve">, la cartera del usuario, y </w:t>
-      </w:r>
-      <w:proofErr w:type="gramStart"/>
-      <w:r>
-        <w:t>los ajuste</w:t>
-      </w:r>
-      <w:proofErr w:type="gramEnd"/>
+      <w:r>
+        <w:t>las transacciones</w:t>
+      </w:r>
+      <w:r>
+        <w:t xml:space="preserve">, la cartera del usuario, </w:t>
+      </w:r>
+      <w:r>
+        <w:t>los ajustes</w:t>
+      </w:r>
       <w:r>
         <w:t xml:space="preserve"> de la cuenta.</w:t>
       </w:r>
     </w:p>
     <w:p>
+      <w:pPr>
+        <w:jc w:val="both"/>
+      </w:pPr>
       <w:r>
         <w:t xml:space="preserve">En cuanto al </w:t>
       </w:r>
@@ -1544,9 +1900,20 @@
         <w:t>, hemos decidido diseñarlo con JavaScript Expo-snack, en Visual Studio Code principalmente y ejecutando el emulador en web o en Android Studio para comprobar que la ejecución del programa era correcta.</w:t>
       </w:r>
     </w:p>
-    <w:p/>
-    <w:p/>
-    <w:p>
+    <w:p>
+      <w:pPr>
+        <w:jc w:val="both"/>
+      </w:pPr>
+    </w:p>
+    <w:p>
+      <w:pPr>
+        <w:jc w:val="both"/>
+      </w:pPr>
+    </w:p>
+    <w:p>
+      <w:pPr>
+        <w:jc w:val="both"/>
+      </w:pPr>
       <w:r>
         <w:t xml:space="preserve">Por otra parte, el back </w:t>
       </w:r>
@@ -1560,14 +1927,16 @@
       </w:r>
     </w:p>
     <w:p>
-      <w:r>
+      <w:pPr>
+        <w:jc w:val="both"/>
+      </w:pPr>
+      <w:r>
+        <w:lastRenderedPageBreak/>
         <w:t xml:space="preserve">En cuanto a las Api utilizadas, de primera mano para consultar los precios y dato exactos relacionados con </w:t>
       </w:r>
-      <w:proofErr w:type="gramStart"/>
-      <w:r>
-        <w:t>las criptomoneda</w:t>
-      </w:r>
-      <w:proofErr w:type="gramEnd"/>
+      <w:r>
+        <w:t>las criptomonedas</w:t>
+      </w:r>
       <w:r>
         <w:t xml:space="preserve"> utilizamos varias Api públicas a las que posteriormente realizamos petición GET, estas Api son </w:t>
       </w:r>
@@ -1587,19 +1956,15 @@
       <w:r>
         <w:t xml:space="preserve">. Por otra </w:t>
       </w:r>
-      <w:proofErr w:type="gramStart"/>
-      <w:r>
-        <w:t>parte</w:t>
-      </w:r>
-      <w:proofErr w:type="gramEnd"/>
-      <w:r>
-        <w:t xml:space="preserve"> también como exigencia de realización del proyecto, hemos desarrollado nuestra propia Api a la que realizar petición para llevar a cabo el proyecto. Para ello realizamos diversas </w:t>
-      </w:r>
-      <w:proofErr w:type="gramStart"/>
-      <w:r>
-        <w:t>petición ,</w:t>
-      </w:r>
-      <w:proofErr w:type="gramEnd"/>
+      <w:r>
+        <w:t>parte,</w:t>
+      </w:r>
+      <w:r>
+        <w:t xml:space="preserve"> también como exigencia de realización del proyecto, hemos desarrollado nuestra propia Api a la que realizar petición para llevar a cabo el proyecto. Para ello realizamos </w:t>
+      </w:r>
+      <w:r>
+        <w:t>diversas peticiones,</w:t>
+      </w:r>
       <w:r>
         <w:t xml:space="preserve"> principalmente GET para obtener dato del mercado y plasmarlos, POST para realizar el sistema de registro y </w:t>
       </w:r>
@@ -1609,25 +1974,37 @@
       </w:r>
       <w:proofErr w:type="spellEnd"/>
       <w:r>
-        <w:t xml:space="preserve"> de usuario y DELETE con la cuál desarrollamos el sistema de eliminación y borrado </w:t>
-      </w:r>
-      <w:proofErr w:type="gramStart"/>
-      <w:r>
-        <w:t>de los dato</w:t>
-      </w:r>
-      <w:proofErr w:type="gramEnd"/>
+        <w:t xml:space="preserve"> de usuario y DELETE con la cuál desarrollamos el sistema de eliminación y borrado de los dato</w:t>
+      </w:r>
+      <w:r>
+        <w:t>s</w:t>
+      </w:r>
       <w:r>
         <w:t xml:space="preserve"> de una cuenta ya generada y registrada.</w:t>
       </w:r>
     </w:p>
     <w:p>
+      <w:pPr>
+        <w:jc w:val="both"/>
+      </w:pPr>
       <w:r>
         <w:t>Nuestra API sigue el estilo arquitectónico REST, el cual permite una comunicación desacoplada pero ordenada entre el cliente y el servidor.</w:t>
       </w:r>
     </w:p>
-    <w:p/>
-    <w:p/>
-    <w:p>
+    <w:p>
+      <w:pPr>
+        <w:jc w:val="both"/>
+      </w:pPr>
+    </w:p>
+    <w:p>
+      <w:pPr>
+        <w:jc w:val="both"/>
+      </w:pPr>
+    </w:p>
+    <w:p>
+      <w:pPr>
+        <w:jc w:val="both"/>
+      </w:pPr>
       <w:r>
         <w:t xml:space="preserve">En referencia a la base de dato realizada para el proyecto, fue realizada como bien ha sido mencionado antes en MongoDB, y consta de 5 colección distintas: favorites, </w:t>
       </w:r>
@@ -1663,20 +2040,20 @@
       <w:r>
         <w:t xml:space="preserve">. En estas colecciones se guardan los </w:t>
       </w:r>
-      <w:proofErr w:type="gramStart"/>
-      <w:r>
-        <w:lastRenderedPageBreak/>
-        <w:t>dato necesarios</w:t>
-      </w:r>
-      <w:proofErr w:type="gramEnd"/>
-      <w:r>
-        <w:t xml:space="preserve"> para la realización de </w:t>
-      </w:r>
-      <w:proofErr w:type="gramStart"/>
-      <w:r>
-        <w:t>las función</w:t>
-      </w:r>
-      <w:proofErr w:type="gramEnd"/>
+      <w:r>
+        <w:t>datos necesarios</w:t>
+      </w:r>
+      <w:r>
+        <w:t xml:space="preserve"> para la realización de las </w:t>
+      </w:r>
+      <w:proofErr w:type="spellStart"/>
+      <w:r>
+        <w:t>función</w:t>
+      </w:r>
+      <w:r>
+        <w:t>es</w:t>
+      </w:r>
+      <w:proofErr w:type="spellEnd"/>
       <w:r>
         <w:t xml:space="preserve"> del programa, desde el </w:t>
       </w:r>
@@ -1690,34 +2067,44 @@
       </w:r>
     </w:p>
     <w:p>
+      <w:pPr>
+        <w:jc w:val="both"/>
+      </w:pPr>
       <w:r>
         <w:t xml:space="preserve">Para asegurar un proceso de transacción y registro seguros a nuestro cliente, hemos decidido implementar diversos métodos de seguridad en la aplicación, en el registro, se ha implementado el sistema de cifrado hash a las contraseñas lo cual permite que solo el usuario que se esté registrando pueda saber que contraseña </w:t>
       </w:r>
+      <w:r>
+        <w:t>está</w:t>
+      </w:r>
+      <w:r>
+        <w:t xml:space="preserve"> utilizando para el </w:t>
+      </w:r>
       <w:proofErr w:type="spellStart"/>
       <w:r>
-        <w:t>esta</w:t>
+        <w:t>login</w:t>
       </w:r>
       <w:proofErr w:type="spellEnd"/>
       <w:r>
-        <w:t xml:space="preserve"> utilizando para el </w:t>
-      </w:r>
-      <w:proofErr w:type="spellStart"/>
-      <w:r>
-        <w:t>login</w:t>
-      </w:r>
-      <w:proofErr w:type="spellEnd"/>
-      <w:r>
         <w:t>/registro.</w:t>
       </w:r>
     </w:p>
-    <w:p/>
-    <w:p/>
+    <w:p>
+      <w:pPr>
+        <w:jc w:val="both"/>
+      </w:pPr>
+    </w:p>
+    <w:p>
+      <w:pPr>
+        <w:jc w:val="both"/>
+      </w:pPr>
+    </w:p>
     <w:p>
       <w:pPr>
         <w:numPr>
           <w:ilvl w:val="1"/>
           <w:numId w:val="6"/>
         </w:numPr>
+        <w:jc w:val="both"/>
         <w:rPr>
           <w:b/>
         </w:rPr>
@@ -1731,23 +2118,24 @@
     </w:p>
     <w:p>
       <w:pPr>
-        <w:rPr>
-          <w:b/>
-        </w:rPr>
-      </w:pPr>
-    </w:p>
-    <w:p>
+        <w:jc w:val="both"/>
+      </w:pPr>
       <w:r>
         <w:t>Los principales problemas con el desarrollo ha sido los errores al ejecutar la aplicación desde distintos emuladores de Android.</w:t>
       </w:r>
     </w:p>
-    <w:p/>
+    <w:p>
+      <w:pPr>
+        <w:jc w:val="both"/>
+      </w:pPr>
+    </w:p>
     <w:p>
       <w:pPr>
         <w:numPr>
           <w:ilvl w:val="1"/>
           <w:numId w:val="6"/>
         </w:numPr>
+        <w:jc w:val="both"/>
         <w:rPr>
           <w:b/>
         </w:rPr>
@@ -1761,26 +2149,40 @@
     </w:p>
     <w:p>
       <w:pPr>
-        <w:rPr>
-          <w:b/>
-        </w:rPr>
-      </w:pPr>
-    </w:p>
-    <w:p>
+        <w:jc w:val="both"/>
+      </w:pPr>
       <w:r>
         <w:t>Para comenzar con el apartado de resultado obtenidos, aquí se adjunta el enlace a la respectiva demostración de las función y desarrollo del proyecto realizado.</w:t>
       </w:r>
     </w:p>
     <w:p>
-      <w:r>
+      <w:pPr>
+        <w:jc w:val="both"/>
+      </w:pPr>
+    </w:p>
+    <w:p>
+      <w:pPr>
+        <w:jc w:val="both"/>
+      </w:pPr>
+    </w:p>
+    <w:p>
+      <w:pPr>
+        <w:jc w:val="both"/>
+      </w:pPr>
+      <w:r>
+        <w:lastRenderedPageBreak/>
         <w:t xml:space="preserve">DEMO: </w:t>
       </w:r>
     </w:p>
-    <w:p/>
-    <w:p/>
-    <w:p>
-      <w:r>
-        <w:t xml:space="preserve">Registro de usuario: En esta pantalla los usuarios tienen la libertad para registrase o </w:t>
+    <w:p>
+      <w:pPr>
+        <w:jc w:val="both"/>
+      </w:pPr>
+      <w:r>
+        <w:t>Inicio</w:t>
+      </w:r>
+      <w:r>
+        <w:t xml:space="preserve"> de usuario: En esta pantalla los usuarios tienen la libertad para registrase o </w:t>
       </w:r>
       <w:proofErr w:type="spellStart"/>
       <w:r>
@@ -1791,9 +2193,74 @@
         <w:t xml:space="preserve"> dentro de la aplicación.</w:t>
       </w:r>
     </w:p>
-    <w:p/>
-    <w:p>
-      <w:r>
+    <w:p>
+      <w:pPr>
+        <w:jc w:val="both"/>
+      </w:pPr>
+      <w:r>
+        <w:drawing>
+          <wp:inline distT="0" distB="0" distL="0" distR="0" wp14:anchorId="10895894" wp14:editId="0017D5E0">
+            <wp:extent cx="5189670" cy="6172735"/>
+            <wp:effectExtent l="0" t="0" r="0" b="0"/>
+            <wp:docPr id="1294979747" name="Imagen 1"/>
+            <wp:cNvGraphicFramePr>
+              <a:graphicFrameLocks xmlns:a="http://schemas.openxmlformats.org/drawingml/2006/main" noChangeAspect="1"/>
+            </wp:cNvGraphicFramePr>
+            <a:graphic xmlns:a="http://schemas.openxmlformats.org/drawingml/2006/main">
+              <a:graphicData uri="http://schemas.openxmlformats.org/drawingml/2006/picture">
+                <pic:pic xmlns:pic="http://schemas.openxmlformats.org/drawingml/2006/picture">
+                  <pic:nvPicPr>
+                    <pic:cNvPr id="1294979747" name=""/>
+                    <pic:cNvPicPr/>
+                  </pic:nvPicPr>
+                  <pic:blipFill>
+                    <a:blip r:embed="rId18"/>
+                    <a:stretch>
+                      <a:fillRect/>
+                    </a:stretch>
+                  </pic:blipFill>
+                  <pic:spPr>
+                    <a:xfrm>
+                      <a:off x="0" y="0"/>
+                      <a:ext cx="5189670" cy="6172735"/>
+                    </a:xfrm>
+                    <a:prstGeom prst="rect">
+                      <a:avLst/>
+                    </a:prstGeom>
+                  </pic:spPr>
+                </pic:pic>
+              </a:graphicData>
+            </a:graphic>
+          </wp:inline>
+        </w:drawing>
+      </w:r>
+    </w:p>
+    <w:p>
+      <w:pPr>
+        <w:jc w:val="both"/>
+      </w:pPr>
+    </w:p>
+    <w:p>
+      <w:pPr>
+        <w:jc w:val="both"/>
+      </w:pPr>
+    </w:p>
+    <w:p>
+      <w:pPr>
+        <w:jc w:val="both"/>
+      </w:pPr>
+    </w:p>
+    <w:p>
+      <w:pPr>
+        <w:jc w:val="both"/>
+      </w:pPr>
+    </w:p>
+    <w:p>
+      <w:pPr>
+        <w:jc w:val="both"/>
+      </w:pPr>
+      <w:r>
+        <w:lastRenderedPageBreak/>
         <w:t xml:space="preserve">Registro y Creación de cuenta: En esta pantalla los usuarios tienen la capacidad de registrase dentro de la </w:t>
       </w:r>
       <w:proofErr w:type="gramStart"/>
@@ -1813,28 +2280,150 @@
         <w:t xml:space="preserve"> dentro de la aplicación.</w:t>
       </w:r>
     </w:p>
-    <w:p/>
-    <w:p>
+    <w:p>
+      <w:pPr>
+        <w:tabs>
+          <w:tab w:val="left" w:pos="960"/>
+        </w:tabs>
+        <w:jc w:val="both"/>
+      </w:pPr>
+      <w:r>
+        <w:tab/>
+      </w:r>
+      <w:r>
+        <w:drawing>
+          <wp:inline distT="0" distB="0" distL="0" distR="0" wp14:anchorId="03010042" wp14:editId="58738FBC">
+            <wp:extent cx="2690093" cy="5997460"/>
+            <wp:effectExtent l="0" t="0" r="0" b="3810"/>
+            <wp:docPr id="1479553358" name="Imagen 1"/>
+            <wp:cNvGraphicFramePr>
+              <a:graphicFrameLocks xmlns:a="http://schemas.openxmlformats.org/drawingml/2006/main" noChangeAspect="1"/>
+            </wp:cNvGraphicFramePr>
+            <a:graphic xmlns:a="http://schemas.openxmlformats.org/drawingml/2006/main">
+              <a:graphicData uri="http://schemas.openxmlformats.org/drawingml/2006/picture">
+                <pic:pic xmlns:pic="http://schemas.openxmlformats.org/drawingml/2006/picture">
+                  <pic:nvPicPr>
+                    <pic:cNvPr id="1479553358" name=""/>
+                    <pic:cNvPicPr/>
+                  </pic:nvPicPr>
+                  <pic:blipFill>
+                    <a:blip r:embed="rId19"/>
+                    <a:stretch>
+                      <a:fillRect/>
+                    </a:stretch>
+                  </pic:blipFill>
+                  <pic:spPr>
+                    <a:xfrm>
+                      <a:off x="0" y="0"/>
+                      <a:ext cx="2690093" cy="5997460"/>
+                    </a:xfrm>
+                    <a:prstGeom prst="rect">
+                      <a:avLst/>
+                    </a:prstGeom>
+                  </pic:spPr>
+                </pic:pic>
+              </a:graphicData>
+            </a:graphic>
+          </wp:inline>
+        </w:drawing>
+      </w:r>
+    </w:p>
+    <w:p>
+      <w:pPr>
+        <w:jc w:val="both"/>
+      </w:pPr>
+    </w:p>
+    <w:p>
+      <w:pPr>
+        <w:jc w:val="both"/>
+      </w:pPr>
+    </w:p>
+    <w:p>
+      <w:pPr>
+        <w:jc w:val="both"/>
+      </w:pPr>
+    </w:p>
+    <w:p>
+      <w:pPr>
+        <w:jc w:val="both"/>
+      </w:pPr>
+    </w:p>
+    <w:p>
+      <w:pPr>
+        <w:jc w:val="both"/>
+      </w:pPr>
+    </w:p>
+    <w:p>
+      <w:pPr>
+        <w:jc w:val="both"/>
+      </w:pPr>
       <w:proofErr w:type="spellStart"/>
       <w:r>
+        <w:lastRenderedPageBreak/>
         <w:t>Menu</w:t>
       </w:r>
       <w:proofErr w:type="spellEnd"/>
       <w:r>
         <w:t xml:space="preserve"> Principal: En esta pantalla </w:t>
       </w:r>
-      <w:proofErr w:type="gramStart"/>
-      <w:r>
-        <w:t>los usuario</w:t>
-      </w:r>
-      <w:proofErr w:type="gramEnd"/>
+      <w:r>
+        <w:t>los usuarios</w:t>
+      </w:r>
       <w:r>
         <w:t xml:space="preserve"> pueden visualizar los principales cambios en los datos de las criptomonedas más solicitadas, además de poder seleccionar monedas como favoritas y mucho más.</w:t>
       </w:r>
     </w:p>
-    <w:p/>
-    <w:p/>
-    <w:p>
+    <w:p>
+      <w:pPr>
+        <w:jc w:val="both"/>
+      </w:pPr>
+      <w:r>
+        <w:drawing>
+          <wp:inline distT="0" distB="0" distL="0" distR="0" wp14:anchorId="3D07B6AD" wp14:editId="24AA0C2A">
+            <wp:extent cx="5400040" cy="2284730"/>
+            <wp:effectExtent l="0" t="0" r="0" b="1270"/>
+            <wp:docPr id="1266674329" name="Imagen 1"/>
+            <wp:cNvGraphicFramePr>
+              <a:graphicFrameLocks xmlns:a="http://schemas.openxmlformats.org/drawingml/2006/main" noChangeAspect="1"/>
+            </wp:cNvGraphicFramePr>
+            <a:graphic xmlns:a="http://schemas.openxmlformats.org/drawingml/2006/main">
+              <a:graphicData uri="http://schemas.openxmlformats.org/drawingml/2006/picture">
+                <pic:pic xmlns:pic="http://schemas.openxmlformats.org/drawingml/2006/picture">
+                  <pic:nvPicPr>
+                    <pic:cNvPr id="1266674329" name=""/>
+                    <pic:cNvPicPr/>
+                  </pic:nvPicPr>
+                  <pic:blipFill>
+                    <a:blip r:embed="rId20"/>
+                    <a:stretch>
+                      <a:fillRect/>
+                    </a:stretch>
+                  </pic:blipFill>
+                  <pic:spPr>
+                    <a:xfrm>
+                      <a:off x="0" y="0"/>
+                      <a:ext cx="5400040" cy="2284730"/>
+                    </a:xfrm>
+                    <a:prstGeom prst="rect">
+                      <a:avLst/>
+                    </a:prstGeom>
+                  </pic:spPr>
+                </pic:pic>
+              </a:graphicData>
+            </a:graphic>
+          </wp:inline>
+        </w:drawing>
+      </w:r>
+    </w:p>
+    <w:p>
+      <w:pPr>
+        <w:jc w:val="both"/>
+      </w:pPr>
+    </w:p>
+    <w:p>
+      <w:pPr>
+        <w:jc w:val="both"/>
+      </w:pPr>
       <w:r>
         <w:t xml:space="preserve">Billetera: Esta pantalla se encarga de </w:t>
       </w:r>
@@ -1847,8 +2436,52 @@
         <w:t xml:space="preserve"> los datos personales relacionados con las transacciones. Aquí también se guarda un historial de las acciones realizadas.</w:t>
       </w:r>
     </w:p>
-    <w:p/>
-    <w:p>
+    <w:p>
+      <w:pPr>
+        <w:jc w:val="both"/>
+      </w:pPr>
+      <w:r>
+        <w:drawing>
+          <wp:inline distT="0" distB="0" distL="0" distR="0" wp14:anchorId="28B38D6A" wp14:editId="5E908CA3">
+            <wp:extent cx="5400040" cy="1798955"/>
+            <wp:effectExtent l="0" t="0" r="0" b="0"/>
+            <wp:docPr id="1448615676" name="Imagen 1"/>
+            <wp:cNvGraphicFramePr>
+              <a:graphicFrameLocks xmlns:a="http://schemas.openxmlformats.org/drawingml/2006/main" noChangeAspect="1"/>
+            </wp:cNvGraphicFramePr>
+            <a:graphic xmlns:a="http://schemas.openxmlformats.org/drawingml/2006/main">
+              <a:graphicData uri="http://schemas.openxmlformats.org/drawingml/2006/picture">
+                <pic:pic xmlns:pic="http://schemas.openxmlformats.org/drawingml/2006/picture">
+                  <pic:nvPicPr>
+                    <pic:cNvPr id="1448615676" name=""/>
+                    <pic:cNvPicPr/>
+                  </pic:nvPicPr>
+                  <pic:blipFill>
+                    <a:blip r:embed="rId21"/>
+                    <a:stretch>
+                      <a:fillRect/>
+                    </a:stretch>
+                  </pic:blipFill>
+                  <pic:spPr>
+                    <a:xfrm>
+                      <a:off x="0" y="0"/>
+                      <a:ext cx="5400040" cy="1798955"/>
+                    </a:xfrm>
+                    <a:prstGeom prst="rect">
+                      <a:avLst/>
+                    </a:prstGeom>
+                  </pic:spPr>
+                </pic:pic>
+              </a:graphicData>
+            </a:graphic>
+          </wp:inline>
+        </w:drawing>
+      </w:r>
+    </w:p>
+    <w:p>
+      <w:pPr>
+        <w:jc w:val="both"/>
+      </w:pPr>
       <w:proofErr w:type="spellStart"/>
       <w:r>
         <w:t>MenuTransacción</w:t>
@@ -1857,26 +2490,70 @@
       <w:r>
         <w:t xml:space="preserve">: En esta pantalla se llevan a cabo todas las </w:t>
       </w:r>
-      <w:proofErr w:type="gramStart"/>
-      <w:r>
-        <w:t>acción relacionadas</w:t>
-      </w:r>
-      <w:proofErr w:type="gramEnd"/>
+      <w:r>
+        <w:t>acciones relacionadas</w:t>
+      </w:r>
       <w:r>
         <w:t xml:space="preserve"> con el envío monetario entre usuario.</w:t>
       </w:r>
     </w:p>
-    <w:p/>
-    <w:p>
+    <w:p>
+      <w:pPr>
+        <w:jc w:val="both"/>
+      </w:pPr>
+      <w:r>
+        <w:drawing>
+          <wp:inline distT="0" distB="0" distL="0" distR="0" wp14:anchorId="328D52B3" wp14:editId="57AF5671">
+            <wp:extent cx="5400040" cy="1419225"/>
+            <wp:effectExtent l="0" t="0" r="0" b="9525"/>
+            <wp:docPr id="1881082943" name="Imagen 1"/>
+            <wp:cNvGraphicFramePr>
+              <a:graphicFrameLocks xmlns:a="http://schemas.openxmlformats.org/drawingml/2006/main" noChangeAspect="1"/>
+            </wp:cNvGraphicFramePr>
+            <a:graphic xmlns:a="http://schemas.openxmlformats.org/drawingml/2006/main">
+              <a:graphicData uri="http://schemas.openxmlformats.org/drawingml/2006/picture">
+                <pic:pic xmlns:pic="http://schemas.openxmlformats.org/drawingml/2006/picture">
+                  <pic:nvPicPr>
+                    <pic:cNvPr id="1881082943" name=""/>
+                    <pic:cNvPicPr/>
+                  </pic:nvPicPr>
+                  <pic:blipFill>
+                    <a:blip r:embed="rId22"/>
+                    <a:stretch>
+                      <a:fillRect/>
+                    </a:stretch>
+                  </pic:blipFill>
+                  <pic:spPr>
+                    <a:xfrm>
+                      <a:off x="0" y="0"/>
+                      <a:ext cx="5400040" cy="1419225"/>
+                    </a:xfrm>
+                    <a:prstGeom prst="rect">
+                      <a:avLst/>
+                    </a:prstGeom>
+                  </pic:spPr>
+                </pic:pic>
+              </a:graphicData>
+            </a:graphic>
+          </wp:inline>
+        </w:drawing>
+      </w:r>
+    </w:p>
+    <w:p>
+      <w:pPr>
+        <w:jc w:val="both"/>
+      </w:pPr>
       <w:r>
         <w:t>En esta misma pantalla se pueden llevar a cabo envíos monetarios entre usuario seleccionando el destinatario, la cantidad de moneda y una contraseña mediante la cual asegurar el proceso de envío.</w:t>
       </w:r>
     </w:p>
-    <w:p/>
-    <w:p/>
-    <w:p>
+    <w:p>
+      <w:pPr>
+        <w:jc w:val="both"/>
+      </w:pPr>
       <w:proofErr w:type="spellStart"/>
       <w:r>
+        <w:lastRenderedPageBreak/>
         <w:t>Menu</w:t>
       </w:r>
       <w:proofErr w:type="spellEnd"/>
@@ -1885,6 +2562,51 @@
       </w:r>
     </w:p>
     <w:p>
+      <w:pPr>
+        <w:jc w:val="both"/>
+      </w:pPr>
+      <w:r>
+        <w:drawing>
+          <wp:inline distT="0" distB="0" distL="0" distR="0" wp14:anchorId="2D5B403B" wp14:editId="5665189E">
+            <wp:extent cx="5400040" cy="1625600"/>
+            <wp:effectExtent l="0" t="0" r="0" b="0"/>
+            <wp:docPr id="1920446582" name="Imagen 1"/>
+            <wp:cNvGraphicFramePr>
+              <a:graphicFrameLocks xmlns:a="http://schemas.openxmlformats.org/drawingml/2006/main" noChangeAspect="1"/>
+            </wp:cNvGraphicFramePr>
+            <a:graphic xmlns:a="http://schemas.openxmlformats.org/drawingml/2006/main">
+              <a:graphicData uri="http://schemas.openxmlformats.org/drawingml/2006/picture">
+                <pic:pic xmlns:pic="http://schemas.openxmlformats.org/drawingml/2006/picture">
+                  <pic:nvPicPr>
+                    <pic:cNvPr id="1920446582" name=""/>
+                    <pic:cNvPicPr/>
+                  </pic:nvPicPr>
+                  <pic:blipFill>
+                    <a:blip r:embed="rId23"/>
+                    <a:stretch>
+                      <a:fillRect/>
+                    </a:stretch>
+                  </pic:blipFill>
+                  <pic:spPr>
+                    <a:xfrm>
+                      <a:off x="0" y="0"/>
+                      <a:ext cx="5400040" cy="1625600"/>
+                    </a:xfrm>
+                    <a:prstGeom prst="rect">
+                      <a:avLst/>
+                    </a:prstGeom>
+                  </pic:spPr>
+                </pic:pic>
+              </a:graphicData>
+            </a:graphic>
+          </wp:inline>
+        </w:drawing>
+      </w:r>
+    </w:p>
+    <w:p>
+      <w:pPr>
+        <w:jc w:val="both"/>
+      </w:pPr>
       <w:proofErr w:type="spellStart"/>
       <w:r>
         <w:t>PerfilUsuario</w:t>
@@ -1893,29 +2615,66 @@
       <w:r>
         <w:t xml:space="preserve">: En esta última pantalla se realizan todos los </w:t>
       </w:r>
-      <w:proofErr w:type="gramStart"/>
-      <w:r>
-        <w:t>ajuste relacionados</w:t>
-      </w:r>
-      <w:proofErr w:type="gramEnd"/>
-      <w:r>
-        <w:t xml:space="preserve"> con </w:t>
-      </w:r>
-      <w:proofErr w:type="gramStart"/>
-      <w:r>
-        <w:t>los dato</w:t>
-      </w:r>
-      <w:proofErr w:type="gramEnd"/>
+      <w:r>
+        <w:t>ajustes relacionados</w:t>
+      </w:r>
+      <w:r>
+        <w:t xml:space="preserve"> con los dato</w:t>
+      </w:r>
+      <w:r>
+        <w:t>s</w:t>
+      </w:r>
       <w:r>
         <w:t xml:space="preserve"> del usuario y la personalización específica de cada cliente. Pudiendo desde cambiar dato de la cuenta hasta eliminarla por completo. Incluye función como el cambio de modo oscuro a claro o la edición del perfil público</w:t>
       </w:r>
     </w:p>
     <w:p>
       <w:pPr>
-        <w:rPr>
-          <w:b/>
-        </w:rPr>
-      </w:pPr>
+        <w:jc w:val="both"/>
+        <w:rPr>
+          <w:b/>
+        </w:rPr>
+      </w:pPr>
+      <w:r>
+        <w:rPr>
+          <w:b/>
+        </w:rPr>
+        <w:drawing>
+          <wp:inline distT="0" distB="0" distL="0" distR="0" wp14:anchorId="51241FF7" wp14:editId="1C48C755">
+            <wp:extent cx="5104674" cy="2019300"/>
+            <wp:effectExtent l="0" t="0" r="1270" b="0"/>
+            <wp:docPr id="1220750613" name="Imagen 1"/>
+            <wp:cNvGraphicFramePr>
+              <a:graphicFrameLocks xmlns:a="http://schemas.openxmlformats.org/drawingml/2006/main" noChangeAspect="1"/>
+            </wp:cNvGraphicFramePr>
+            <a:graphic xmlns:a="http://schemas.openxmlformats.org/drawingml/2006/main">
+              <a:graphicData uri="http://schemas.openxmlformats.org/drawingml/2006/picture">
+                <pic:pic xmlns:pic="http://schemas.openxmlformats.org/drawingml/2006/picture">
+                  <pic:nvPicPr>
+                    <pic:cNvPr id="1220750613" name=""/>
+                    <pic:cNvPicPr/>
+                  </pic:nvPicPr>
+                  <pic:blipFill>
+                    <a:blip r:embed="rId24"/>
+                    <a:stretch>
+                      <a:fillRect/>
+                    </a:stretch>
+                  </pic:blipFill>
+                  <pic:spPr>
+                    <a:xfrm>
+                      <a:off x="0" y="0"/>
+                      <a:ext cx="5122462" cy="2026337"/>
+                    </a:xfrm>
+                    <a:prstGeom prst="rect">
+                      <a:avLst/>
+                    </a:prstGeom>
+                  </pic:spPr>
+                </pic:pic>
+              </a:graphicData>
+            </a:graphic>
+          </wp:inline>
+        </w:drawing>
+      </w:r>
       <w:r>
         <w:rPr>
           <w:b/>
@@ -1929,6 +2688,7 @@
           <w:ilvl w:val="0"/>
           <w:numId w:val="6"/>
         </w:numPr>
+        <w:jc w:val="both"/>
         <w:rPr>
           <w:b/>
         </w:rPr>
@@ -1943,12 +2703,16 @@
     </w:p>
     <w:p>
       <w:pPr>
-        <w:rPr>
-          <w:b/>
-        </w:rPr>
-      </w:pPr>
-    </w:p>
-    <w:p>
+        <w:jc w:val="both"/>
+        <w:rPr>
+          <w:b/>
+        </w:rPr>
+      </w:pPr>
+    </w:p>
+    <w:p>
+      <w:pPr>
+        <w:jc w:val="both"/>
+      </w:pPr>
       <w:r>
         <w:t xml:space="preserve">En conclusión, tras haber realizado por completo el proyecto de </w:t>
       </w:r>
@@ -1960,48 +2724,63 @@
       <w:r>
         <w:t xml:space="preserve">, podemos asegurar que hemos cumplido satisfactoriamente con la mayoría de los </w:t>
       </w:r>
-      <w:proofErr w:type="gramStart"/>
-      <w:r>
-        <w:t>objetivo planteados</w:t>
-      </w:r>
-      <w:proofErr w:type="gramEnd"/>
+      <w:r>
+        <w:t>objetivos planteados</w:t>
+      </w:r>
       <w:r>
         <w:t xml:space="preserve"> al inicio del desarrollo. La aplicación cumple su propósito con las funcionalidades principales como registrarse, ver la actualidad del mundo del trading,</w:t>
       </w:r>
     </w:p>
     <w:p>
+      <w:pPr>
+        <w:jc w:val="both"/>
+      </w:pPr>
       <w:r>
         <w:t>tener tu propia cartera con transacción guardadas y muchas más funcionalidades.</w:t>
       </w:r>
     </w:p>
-    <w:p/>
-    <w:p/>
-    <w:p>
+    <w:p>
+      <w:pPr>
+        <w:jc w:val="both"/>
+      </w:pPr>
+    </w:p>
+    <w:p>
+      <w:pPr>
+        <w:jc w:val="both"/>
+      </w:pPr>
       <w:r>
         <w:t xml:space="preserve">Desde el punto de vista académico, el proyecto ha permitido al equipo consolidar y poner a prueba todos los </w:t>
       </w:r>
-      <w:proofErr w:type="gramStart"/>
-      <w:r>
-        <w:t>conocimiento técnicos</w:t>
-      </w:r>
-      <w:proofErr w:type="gramEnd"/>
-      <w:r>
-        <w:t xml:space="preserve"> adquiridos durante el curso escolar. Tanto así, el proyecto ha conseguido incrementar nuestra experiencia en un equipo de trabajo real, permitiéndonos aprender a trabajar de forma organizada y activa mediante el uso de </w:t>
-      </w:r>
-      <w:proofErr w:type="gramStart"/>
-      <w:r>
-        <w:t>diversos programa</w:t>
-      </w:r>
-      <w:proofErr w:type="gramEnd"/>
+      <w:r>
+        <w:t>conocimientos técnicos</w:t>
+      </w:r>
+      <w:r>
+        <w:t xml:space="preserve"> adquiridos durante el curso escolar. Tanto así, el proyecto ha conseguido incrementar nuestra experiencia en un equipo de trabajo real, permitiéndo</w:t>
+      </w:r>
+      <w:r>
+        <w:t>me</w:t>
+      </w:r>
+      <w:r>
+        <w:t xml:space="preserve"> aprender a trabajar de forma organizada y activa mediante el uso de </w:t>
+      </w:r>
+      <w:r>
+        <w:t>diversos programas</w:t>
+      </w:r>
       <w:r>
         <w:t xml:space="preserve"> como GitHub o Trello.</w:t>
       </w:r>
     </w:p>
-    <w:p/>
-    <w:p/>
-    <w:p>
-      <w:r>
-        <w:t xml:space="preserve">Desde el punto de vista del mundo profesional, el proyecto de </w:t>
+    <w:p>
+      <w:pPr>
+        <w:jc w:val="both"/>
+      </w:pPr>
+    </w:p>
+    <w:p>
+      <w:pPr>
+        <w:jc w:val="both"/>
+      </w:pPr>
+      <w:r>
+        <w:t xml:space="preserve">En definitiva, </w:t>
       </w:r>
       <w:proofErr w:type="spellStart"/>
       <w:r>
@@ -2009,60 +2788,31 @@
       </w:r>
       <w:proofErr w:type="spellEnd"/>
       <w:r>
-        <w:t xml:space="preserve"> ha supuesto un primer acercamiento con un equipo de trabajo real en el que </w:t>
-      </w:r>
-      <w:proofErr w:type="gramStart"/>
-      <w:r>
-        <w:t>todos los integrante</w:t>
-      </w:r>
-      <w:proofErr w:type="gramEnd"/>
-      <w:r>
-        <w:t xml:space="preserve"> deben de trabajar de forma ordenada y dinámica, enfrentándose a situaciones con problema reales. Por ello el desarrollo del proyecto ha supuesto una excelente experiencia para consolidar </w:t>
-      </w:r>
-      <w:proofErr w:type="gramStart"/>
-      <w:r>
-        <w:t>conocimiento reales</w:t>
-      </w:r>
-      <w:proofErr w:type="gramEnd"/>
+        <w:t xml:space="preserve"> no solo ha supuesto una experiencia excelente para consolidar los </w:t>
+      </w:r>
+      <w:r>
+        <w:t>conocimientos adquiridos</w:t>
+      </w:r>
+      <w:r>
+        <w:t xml:space="preserve"> durante el curso</w:t>
+      </w:r>
       <w:r>
         <w:t>.</w:t>
       </w:r>
     </w:p>
-    <w:p/>
-    <w:p/>
-    <w:p>
-      <w:r>
-        <w:t xml:space="preserve">En definitiva, </w:t>
-      </w:r>
-      <w:proofErr w:type="spellStart"/>
-      <w:r>
-        <w:t>CryptoBit</w:t>
-      </w:r>
-      <w:proofErr w:type="spellEnd"/>
-      <w:r>
-        <w:t xml:space="preserve"> no solo ha supuesto una experiencia excelente para consolidar los </w:t>
-      </w:r>
-      <w:proofErr w:type="gramStart"/>
-      <w:r>
-        <w:t>conocimiento adquiridos</w:t>
-      </w:r>
-      <w:proofErr w:type="gramEnd"/>
-      <w:r>
-        <w:t xml:space="preserve"> durante el curso, sino que también ha supuesto un reto para </w:t>
-      </w:r>
-      <w:proofErr w:type="gramStart"/>
-      <w:r>
-        <w:t>todos los integrante</w:t>
-      </w:r>
-      <w:proofErr w:type="gramEnd"/>
-      <w:r>
-        <w:t xml:space="preserve"> del grupo, teniendo que sumergirnos de lleno en un clima de trabajo profesional.</w:t>
-      </w:r>
-    </w:p>
-    <w:p/>
-    <w:p/>
-    <w:p>
-      <w:pPr>
+    <w:p>
+      <w:pPr>
+        <w:jc w:val="both"/>
+      </w:pPr>
+    </w:p>
+    <w:p>
+      <w:pPr>
+        <w:jc w:val="both"/>
+      </w:pPr>
+    </w:p>
+    <w:p>
+      <w:pPr>
+        <w:jc w:val="both"/>
         <w:rPr>
           <w:b/>
         </w:rPr>
@@ -2080,6 +2830,7 @@
           <w:ilvl w:val="0"/>
           <w:numId w:val="6"/>
         </w:numPr>
+        <w:jc w:val="both"/>
         <w:rPr>
           <w:b/>
         </w:rPr>
@@ -2094,46 +2845,61 @@
     </w:p>
     <w:p>
       <w:pPr>
-        <w:rPr>
-          <w:b/>
-        </w:rPr>
-      </w:pPr>
-    </w:p>
-    <w:p>
+        <w:jc w:val="both"/>
+        <w:rPr>
+          <w:b/>
+        </w:rPr>
+      </w:pPr>
+    </w:p>
+    <w:p>
+      <w:pPr>
+        <w:jc w:val="both"/>
+      </w:pPr>
       <w:r>
         <w:t>Como funcionalidad para realizar a futuro, principalmente tenemos mejoras en el proceso de registro y autenticación mediante distintos tipos de cuenta, como por ejemplo desde Google o desde un QR.</w:t>
       </w:r>
     </w:p>
     <w:p>
-      <w:r>
-        <w:t xml:space="preserve">En adición, para reforzar y facilitar el proceso de autenticación </w:t>
-      </w:r>
-      <w:proofErr w:type="gramStart"/>
-      <w:r>
-        <w:t>de los dato</w:t>
-      </w:r>
-      <w:proofErr w:type="gramEnd"/>
+      <w:pPr>
+        <w:jc w:val="both"/>
+      </w:pPr>
+      <w:r>
+        <w:t>En adición, para reforzar y facilitar el proceso de autenticación de los dato</w:t>
+      </w:r>
+      <w:r>
+        <w:t>s</w:t>
+      </w:r>
       <w:r>
         <w:t xml:space="preserve"> de </w:t>
       </w:r>
-      <w:proofErr w:type="gramStart"/>
-      <w:r>
-        <w:t>las cuenta</w:t>
-      </w:r>
-      <w:proofErr w:type="gramEnd"/>
+      <w:r>
+        <w:t>las cuentas</w:t>
+      </w:r>
       <w:r>
         <w:t>, hemos decidido implementar a futuro funcionalidad como la verificación desde el DNI o dato personales, además de verificación vía email.</w:t>
       </w:r>
     </w:p>
     <w:p>
+      <w:pPr>
+        <w:jc w:val="both"/>
+      </w:pPr>
       <w:r>
         <w:t>Finalmente, como funcionalidad principal la compraventa de criptomoneda también quedará pospuesta a futuro principalmente por falta de tiempo para su correcta implementación.</w:t>
       </w:r>
     </w:p>
-    <w:p/>
-    <w:p/>
-    <w:p>
-      <w:pPr>
+    <w:p>
+      <w:pPr>
+        <w:jc w:val="both"/>
+      </w:pPr>
+    </w:p>
+    <w:p>
+      <w:pPr>
+        <w:jc w:val="both"/>
+      </w:pPr>
+    </w:p>
+    <w:p>
+      <w:pPr>
+        <w:jc w:val="both"/>
         <w:rPr>
           <w:b/>
         </w:rPr>
@@ -2151,6 +2917,7 @@
           <w:ilvl w:val="0"/>
           <w:numId w:val="6"/>
         </w:numPr>
+        <w:jc w:val="both"/>
         <w:rPr>
           <w:b/>
         </w:rPr>
@@ -2165,13 +2932,15 @@
     </w:p>
     <w:p>
       <w:pPr>
-        <w:rPr>
-          <w:b/>
-        </w:rPr>
-      </w:pPr>
-    </w:p>
-    <w:p>
-      <w:pPr>
+        <w:jc w:val="both"/>
+        <w:rPr>
+          <w:b/>
+        </w:rPr>
+      </w:pPr>
+    </w:p>
+    <w:p>
+      <w:pPr>
+        <w:jc w:val="both"/>
         <w:rPr>
           <w:b/>
         </w:rPr>
@@ -2183,6 +2952,7 @@
           <w:ilvl w:val="0"/>
           <w:numId w:val="8"/>
         </w:numPr>
+        <w:jc w:val="both"/>
         <w:rPr>
           <w:lang w:val="en-GB"/>
         </w:rPr>
@@ -2193,7 +2963,7 @@
         </w:rPr>
         <w:t xml:space="preserve">React Native Paper </w:t>
       </w:r>
-      <w:hyperlink r:id="rId10" w:history="1">
+      <w:hyperlink r:id="rId25" w:history="1">
         <w:r>
           <w:rPr>
             <w:rStyle w:val="Hipervnculo"/>
@@ -2202,7 +2972,7 @@
           <w:t>https://oss.callstack.com/react-native-</w:t>
         </w:r>
       </w:hyperlink>
-      <w:hyperlink r:id="rId11" w:history="1">
+      <w:hyperlink r:id="rId26" w:history="1">
         <w:r>
           <w:rPr>
             <w:rStyle w:val="Hipervnculo"/>
@@ -2214,32 +2984,30 @@
     </w:p>
     <w:p>
       <w:pPr>
-        <w:rPr>
-          <w:lang w:val="en-GB"/>
-        </w:rPr>
-      </w:pPr>
-    </w:p>
-    <w:p>
+        <w:jc w:val="both"/>
+      </w:pPr>
       <w:r>
         <w:t xml:space="preserve">Utilizamos la documentación de la librería para aprender a implementar </w:t>
       </w:r>
-      <w:proofErr w:type="gramStart"/>
-      <w:r>
-        <w:t>diversos componente</w:t>
-      </w:r>
-      <w:proofErr w:type="gramEnd"/>
+      <w:r>
+        <w:t>diversos componentes</w:t>
+      </w:r>
       <w:r>
         <w:t>.</w:t>
       </w:r>
     </w:p>
-    <w:p/>
-    <w:p/>
+    <w:p>
+      <w:pPr>
+        <w:jc w:val="both"/>
+      </w:pPr>
+    </w:p>
     <w:p>
       <w:pPr>
         <w:numPr>
           <w:ilvl w:val="0"/>
           <w:numId w:val="8"/>
         </w:numPr>
+        <w:jc w:val="both"/>
         <w:rPr>
           <w:lang w:val="en-GB"/>
         </w:rPr>
@@ -2250,7 +3018,7 @@
         </w:rPr>
         <w:t xml:space="preserve">W3Schools </w:t>
       </w:r>
-      <w:hyperlink r:id="rId12" w:history="1">
+      <w:hyperlink r:id="rId27" w:history="1">
         <w:r>
           <w:rPr>
             <w:rStyle w:val="Hipervnculo"/>
@@ -2262,32 +3030,24 @@
     </w:p>
     <w:p>
       <w:pPr>
-        <w:rPr>
-          <w:lang w:val="en-GB"/>
-        </w:rPr>
-      </w:pPr>
-    </w:p>
-    <w:p>
-      <w:pPr>
-        <w:rPr>
-          <w:lang w:val="en-GB"/>
-        </w:rPr>
-      </w:pPr>
-    </w:p>
-    <w:p>
+        <w:jc w:val="both"/>
+      </w:pPr>
       <w:r>
         <w:t>Utilizamos W3Schools para consultar lógica de código para el proyecto.</w:t>
       </w:r>
     </w:p>
-    <w:p/>
-    <w:p/>
-    <w:p/>
+    <w:p>
+      <w:pPr>
+        <w:jc w:val="both"/>
+      </w:pPr>
+    </w:p>
     <w:p>
       <w:pPr>
         <w:numPr>
           <w:ilvl w:val="0"/>
           <w:numId w:val="8"/>
         </w:numPr>
+        <w:jc w:val="both"/>
         <w:rPr>
           <w:lang w:val="en-GB"/>
         </w:rPr>
@@ -2298,7 +3058,7 @@
         </w:rPr>
         <w:t xml:space="preserve">GitHub Docs </w:t>
       </w:r>
-      <w:hyperlink r:id="rId13" w:history="1">
+      <w:hyperlink r:id="rId28" w:history="1">
         <w:r>
           <w:rPr>
             <w:rStyle w:val="Hipervnculo"/>
@@ -2310,12 +3070,8 @@
     </w:p>
     <w:p>
       <w:pPr>
-        <w:rPr>
-          <w:lang w:val="en-GB"/>
-        </w:rPr>
-      </w:pPr>
-    </w:p>
-    <w:p>
+        <w:jc w:val="both"/>
+      </w:pPr>
       <w:r>
         <w:t xml:space="preserve">Utilizamos GitHub </w:t>
       </w:r>
@@ -2336,18 +3092,23 @@
         <w:t>.</w:t>
       </w:r>
     </w:p>
-    <w:p/>
+    <w:p>
+      <w:pPr>
+        <w:jc w:val="both"/>
+      </w:pPr>
+    </w:p>
     <w:p>
       <w:pPr>
         <w:numPr>
           <w:ilvl w:val="0"/>
           <w:numId w:val="8"/>
         </w:numPr>
+        <w:jc w:val="both"/>
       </w:pPr>
       <w:r>
         <w:t xml:space="preserve">Normativas APA </w:t>
       </w:r>
-      <w:hyperlink r:id="rId14" w:history="1">
+      <w:hyperlink r:id="rId29" w:history="1">
         <w:r>
           <w:rPr>
             <w:rStyle w:val="Hipervnculo"/>
@@ -2356,17 +3117,24 @@
         </w:r>
       </w:hyperlink>
     </w:p>
-    <w:p/>
-    <w:p>
+    <w:p>
+      <w:pPr>
+        <w:jc w:val="both"/>
+      </w:pPr>
       <w:r>
         <w:t>Utilizamos las normativas apa para consultar como debíamos realizar las citaciones al contenido consultado para el proyecto</w:t>
       </w:r>
     </w:p>
-    <w:p/>
+    <w:p>
+      <w:pPr>
+        <w:jc w:val="both"/>
+      </w:pPr>
+    </w:p>
     <w:sectPr>
       <w:pgSz w:w="11906" w:h="16838"/>
       <w:pgMar w:top="1417" w:right="1701" w:bottom="1417" w:left="1701" w:header="708" w:footer="708" w:gutter="0"/>
       <w:cols w:space="708"/>
+      <w:titlePg/>
       <w:docGrid w:linePitch="360"/>
     </w:sectPr>
   </w:body>
@@ -2396,6 +3164,98 @@
     </w:p>
   </w:endnote>
 </w:endnotes>
+</file>
+
+<file path=word/footer1.xml><?xml version="1.0" encoding="utf-8"?>
+<w:ftr xmlns:wpc="http://schemas.microsoft.com/office/word/2010/wordprocessingCanvas" xmlns:cx="http://schemas.microsoft.com/office/drawing/2014/chartex" xmlns:cx1="http://schemas.microsoft.com/office/drawing/2015/9/8/chartex" xmlns:cx2="http://schemas.microsoft.com/office/drawing/2015/10/21/chartex" xmlns:cx3="http://schemas.microsoft.com/office/drawing/2016/5/9/chartex" xmlns:cx4="http://schemas.microsoft.com/office/drawing/2016/5/10/chartex" xmlns:cx5="http://schemas.microsoft.com/office/drawing/2016/5/11/chartex" xmlns:cx6="http://schemas.microsoft.com/office/drawing/2016/5/12/chartex" xmlns:cx7="http://schemas.microsoft.com/office/drawing/2016/5/13/chartex" xmlns:cx8="http://schemas.microsoft.com/office/drawing/2016/5/14/chartex" xmlns:mc="http://schemas.openxmlformats.org/markup-compatibility/2006" xmlns:aink="http://schemas.microsoft.com/office/drawing/2016/ink" xmlns:am3d="http://schemas.microsoft.com/office/drawing/2017/model3d" xmlns:o="urn:schemas-microsoft-com:office:office" xmlns:oel="http://schemas.microsoft.com/office/2019/extlst" xmlns:r="http://schemas.openxmlformats.org/officeDocument/2006/relationships" xmlns:m="http://schemas.openxmlformats.org/officeDocument/2006/math" xmlns:v="urn:schemas-microsoft-com:vml" xmlns:wp14="http://schemas.microsoft.com/office/word/2010/wordprocessingDrawing" xmlns:wp="http://schemas.openxmlformats.org/drawingml/2006/wordprocessingDrawing" xmlns:w10="urn:schemas-microsoft-com:office:word" xmlns:w="http://schemas.openxmlformats.org/wordprocessingml/2006/main" xmlns:w14="http://schemas.microsoft.com/office/word/2010/wordml" xmlns:w15="http://schemas.microsoft.com/office/word/2012/wordml" xmlns:w16cex="http://schemas.microsoft.com/office/word/2018/wordml/cex" xmlns:w16cid="http://schemas.microsoft.com/office/word/2016/wordml/cid" xmlns:w16="http://schemas.microsoft.com/office/word/2018/wordml" xmlns:w16du="http://schemas.microsoft.com/office/word/2023/wordml/word16du" xmlns:w16sdtdh="http://schemas.microsoft.com/office/word/2020/wordml/sdtdatahash" xmlns:w16sdtfl="http://schemas.microsoft.com/office/word/2024/wordml/sdtformatlock" xmlns:w16se="http://schemas.microsoft.com/office/word/2015/wordml/symex" xmlns:wpg="http://schemas.microsoft.com/office/word/2010/wordprocessingGroup" xmlns:wpi="http://schemas.microsoft.com/office/word/2010/wordprocessingInk" xmlns:wne="http://schemas.microsoft.com/office/word/2006/wordml" xmlns:wps="http://schemas.microsoft.com/office/word/2010/wordprocessingShape" mc:Ignorable="w14 w15 w16se w16cid w16 w16cex w16sdtdh w16sdtfl w16du wp14">
+  <w:sdt>
+    <w:sdtPr>
+      <w:id w:val="-1702242970"/>
+      <w:docPartObj>
+        <w:docPartGallery w:val="Page Numbers (Bottom of Page)"/>
+        <w:docPartUnique/>
+      </w:docPartObj>
+    </w:sdtPr>
+    <w:sdtContent>
+      <w:p>
+        <w:pPr>
+          <w:pStyle w:val="Piedepgina"/>
+          <w:jc w:val="right"/>
+        </w:pPr>
+        <w:r>
+          <w:fldChar w:fldCharType="begin"/>
+        </w:r>
+        <w:r>
+          <w:instrText>PAGE   \* MERGEFORMAT</w:instrText>
+        </w:r>
+        <w:r>
+          <w:fldChar w:fldCharType="separate"/>
+        </w:r>
+        <w:r>
+          <w:t>2</w:t>
+        </w:r>
+        <w:r>
+          <w:fldChar w:fldCharType="end"/>
+        </w:r>
+      </w:p>
+    </w:sdtContent>
+  </w:sdt>
+  <w:p>
+    <w:pPr>
+      <w:pStyle w:val="Piedepgina"/>
+      <w:tabs>
+        <w:tab w:val="clear" w:pos="4252"/>
+        <w:tab w:val="clear" w:pos="8504"/>
+        <w:tab w:val="left" w:pos="7360"/>
+      </w:tabs>
+    </w:pPr>
+    <w:r>
+      <w:t>Carlos Fernandez Bou</w:t>
+    </w:r>
+  </w:p>
+</w:ftr>
+</file>
+
+<file path=word/footer2.xml><?xml version="1.0" encoding="utf-8"?>
+<w:ftr xmlns:wpc="http://schemas.microsoft.com/office/word/2010/wordprocessingCanvas" xmlns:cx="http://schemas.microsoft.com/office/drawing/2014/chartex" xmlns:cx1="http://schemas.microsoft.com/office/drawing/2015/9/8/chartex" xmlns:cx2="http://schemas.microsoft.com/office/drawing/2015/10/21/chartex" xmlns:cx3="http://schemas.microsoft.com/office/drawing/2016/5/9/chartex" xmlns:cx4="http://schemas.microsoft.com/office/drawing/2016/5/10/chartex" xmlns:cx5="http://schemas.microsoft.com/office/drawing/2016/5/11/chartex" xmlns:cx6="http://schemas.microsoft.com/office/drawing/2016/5/12/chartex" xmlns:cx7="http://schemas.microsoft.com/office/drawing/2016/5/13/chartex" xmlns:cx8="http://schemas.microsoft.com/office/drawing/2016/5/14/chartex" xmlns:mc="http://schemas.openxmlformats.org/markup-compatibility/2006" xmlns:aink="http://schemas.microsoft.com/office/drawing/2016/ink" xmlns:am3d="http://schemas.microsoft.com/office/drawing/2017/model3d" xmlns:o="urn:schemas-microsoft-com:office:office" xmlns:oel="http://schemas.microsoft.com/office/2019/extlst" xmlns:r="http://schemas.openxmlformats.org/officeDocument/2006/relationships" xmlns:m="http://schemas.openxmlformats.org/officeDocument/2006/math" xmlns:v="urn:schemas-microsoft-com:vml" xmlns:wp14="http://schemas.microsoft.com/office/word/2010/wordprocessingDrawing" xmlns:wp="http://schemas.openxmlformats.org/drawingml/2006/wordprocessingDrawing" xmlns:w10="urn:schemas-microsoft-com:office:word" xmlns:w="http://schemas.openxmlformats.org/wordprocessingml/2006/main" xmlns:w14="http://schemas.microsoft.com/office/word/2010/wordml" xmlns:w15="http://schemas.microsoft.com/office/word/2012/wordml" xmlns:w16cex="http://schemas.microsoft.com/office/word/2018/wordml/cex" xmlns:w16cid="http://schemas.microsoft.com/office/word/2016/wordml/cid" xmlns:w16="http://schemas.microsoft.com/office/word/2018/wordml" xmlns:w16du="http://schemas.microsoft.com/office/word/2023/wordml/word16du" xmlns:w16sdtdh="http://schemas.microsoft.com/office/word/2020/wordml/sdtdatahash" xmlns:w16sdtfl="http://schemas.microsoft.com/office/word/2024/wordml/sdtformatlock" xmlns:w16se="http://schemas.microsoft.com/office/word/2015/wordml/symex" xmlns:wpg="http://schemas.microsoft.com/office/word/2010/wordprocessingGroup" xmlns:wpi="http://schemas.microsoft.com/office/word/2010/wordprocessingInk" xmlns:wne="http://schemas.microsoft.com/office/word/2006/wordml" xmlns:wps="http://schemas.microsoft.com/office/word/2010/wordprocessingShape" mc:Ignorable="w14 w15 w16se w16cid w16 w16cex w16sdtdh w16sdtfl w16du wp14">
+  <w:sdt>
+    <w:sdtPr>
+      <w:id w:val="-1923641444"/>
+      <w:docPartObj>
+        <w:docPartGallery w:val="Page Numbers (Bottom of Page)"/>
+        <w:docPartUnique/>
+      </w:docPartObj>
+    </w:sdtPr>
+    <w:sdtContent>
+      <w:p>
+        <w:pPr>
+          <w:pStyle w:val="Piedepgina"/>
+          <w:jc w:val="right"/>
+        </w:pPr>
+        <w:r>
+          <w:fldChar w:fldCharType="begin"/>
+        </w:r>
+        <w:r>
+          <w:instrText>PAGE   \* MERGEFORMAT</w:instrText>
+        </w:r>
+        <w:r>
+          <w:fldChar w:fldCharType="separate"/>
+        </w:r>
+        <w:r>
+          <w:t>2</w:t>
+        </w:r>
+        <w:r>
+          <w:fldChar w:fldCharType="end"/>
+        </w:r>
+      </w:p>
+    </w:sdtContent>
+  </w:sdt>
+  <w:p>
+    <w:pPr>
+      <w:pStyle w:val="Piedepgina"/>
+    </w:pPr>
+  </w:p>
+</w:ftr>
 </file>
 
 <file path=word/footnotes.xml><?xml version="1.0" encoding="utf-8"?>
@@ -2456,7 +3316,7 @@
               <wp:lineTo x="0" y="0"/>
             </wp:wrapPolygon>
           </wp:wrapTight>
-          <wp:docPr id="8" name="Image 8"/>
+          <wp:docPr id="2092428043" name="Image 8"/>
           <wp:cNvGraphicFramePr>
             <a:graphicFrameLocks xmlns:a="http://schemas.openxmlformats.org/drawingml/2006/main"/>
           </wp:cNvGraphicFramePr>

--- a/documentacion/Memoria CryptoBit.docx
+++ b/documentacion/Memoria CryptoBit.docx
@@ -549,11 +549,7 @@
     </w:p>
     <w:p>
       <w:r>
-        <w:t>En Catarroja, a _</w:t>
-      </w:r>
-      <w:proofErr w:type="gramStart"/>
-      <w:r>
-        <w:t>23</w:t>
+        <w:t>En Catarroja, a _23</w:t>
       </w:r>
       <w:r>
         <w:rPr>
@@ -562,11 +558,7 @@
         <w:t xml:space="preserve">  </w:t>
       </w:r>
       <w:r>
-        <w:t>de</w:t>
-      </w:r>
-      <w:proofErr w:type="gramEnd"/>
-      <w:r>
-        <w:t xml:space="preserve"> </w:t>
+        <w:t xml:space="preserve">de </w:t>
       </w:r>
       <w:r>
         <w:rPr>
@@ -574,11 +566,9 @@
         </w:rPr>
         <w:t xml:space="preserve">    </w:t>
       </w:r>
-      <w:proofErr w:type="gramStart"/>
       <w:r>
         <w:t>Febrero</w:t>
       </w:r>
-      <w:proofErr w:type="gramEnd"/>
       <w:r>
         <w:rPr>
           <w:u w:val="single"/>
@@ -1137,15 +1127,7 @@
         <w:jc w:val="both"/>
       </w:pPr>
       <w:r>
-        <w:t xml:space="preserve">La aplicación que he desarrollado se llama </w:t>
-      </w:r>
-      <w:proofErr w:type="spellStart"/>
-      <w:r>
-        <w:t>CryptoBit</w:t>
-      </w:r>
-      <w:proofErr w:type="spellEnd"/>
-      <w:r>
-        <w:t>, esta aplicación ha sido desarrollada mediante una metodología scrum.</w:t>
+        <w:t>La aplicación que he desarrollado se llama CryptoBit, esta aplicación ha sido desarrollada mediante una metodología scrum.</w:t>
       </w:r>
     </w:p>
     <w:p>
@@ -1159,15 +1141,7 @@
         <w:t>funciones comunes</w:t>
       </w:r>
       <w:r>
-        <w:t xml:space="preserve"> en este tipo de aplicaciones. Además, los cliente y usuario que vayan a utilizar la </w:t>
-      </w:r>
-      <w:proofErr w:type="gramStart"/>
-      <w:r>
-        <w:t>app</w:t>
-      </w:r>
-      <w:proofErr w:type="gramEnd"/>
-      <w:r>
-        <w:t xml:space="preserve"> deben poder acceder a ella mediante un registro e inicio de sesión.</w:t>
+        <w:t xml:space="preserve"> en este tipo de aplicaciones. Además, los cliente y usuario que vayan a utilizar la app deben poder acceder a ella mediante un registro e inicio de sesión.</w:t>
       </w:r>
     </w:p>
     <w:p>
@@ -1240,15 +1214,7 @@
         <w:jc w:val="both"/>
       </w:pPr>
       <w:r>
-        <w:t xml:space="preserve">Los </w:t>
-      </w:r>
-      <w:proofErr w:type="spellStart"/>
-      <w:r>
-        <w:t>stakeholders</w:t>
-      </w:r>
-      <w:proofErr w:type="spellEnd"/>
-      <w:r>
-        <w:t xml:space="preserve"> o principales interesados en nuestro software serían principalmente empresas de inversión y sus inversores, además de inversores freelance (no profesionales) que quieran acceder a este tipo de inversión y realizar </w:t>
+        <w:t xml:space="preserve">Los stakeholders o principales interesados en nuestro software serían principalmente empresas de inversión y sus inversores, además de inversores freelance (no profesionales) que quieran acceder a este tipo de inversión y realizar </w:t>
       </w:r>
       <w:r>
         <w:t>sus transacciones</w:t>
@@ -1268,15 +1234,7 @@
         <w:t>posibles usuarios</w:t>
       </w:r>
       <w:r>
-        <w:t xml:space="preserve"> que accedan a nuestra </w:t>
-      </w:r>
-      <w:proofErr w:type="gramStart"/>
-      <w:r>
-        <w:t>app</w:t>
-      </w:r>
-      <w:proofErr w:type="gramEnd"/>
-      <w:r>
-        <w:t>, realicen todos los proceso</w:t>
+        <w:t xml:space="preserve"> que accedan a nuestra app, realicen todos los proceso</w:t>
       </w:r>
       <w:r>
         <w:t>s</w:t>
@@ -1339,23 +1297,7 @@
         <w:jc w:val="both"/>
       </w:pPr>
       <w:r>
-        <w:t>Existen diversas empresas que han ideado propuestas similares a nuestra aplicación, por ejemplo “</w:t>
-      </w:r>
-      <w:proofErr w:type="spellStart"/>
-      <w:r>
-        <w:t>Kraken</w:t>
-      </w:r>
-      <w:proofErr w:type="spellEnd"/>
-      <w:r>
-        <w:t>” o “</w:t>
-      </w:r>
-      <w:proofErr w:type="spellStart"/>
-      <w:r>
-        <w:t>Coinbase</w:t>
-      </w:r>
-      <w:proofErr w:type="spellEnd"/>
-      <w:r>
-        <w:t xml:space="preserve">”, que simulan transacción sin dinero real, más bien otorgan dinero simulado para realizar </w:t>
+        <w:t xml:space="preserve">Existen diversas empresas que han ideado propuestas similares a nuestra aplicación, por ejemplo “Kraken” o “Coinbase”, que simulan transacción sin dinero real, más bien otorgan dinero simulado para realizar </w:t>
       </w:r>
       <w:r>
         <w:t>las funciones</w:t>
@@ -1429,29 +1371,33 @@
         <w:jc w:val="both"/>
       </w:pPr>
       <w:r>
-        <w:t xml:space="preserve">En cuanto a los roles asignados mediante la metodología Scrum, el rol de </w:t>
-      </w:r>
-      <w:proofErr w:type="spellStart"/>
-      <w:r>
-        <w:t>Product</w:t>
-      </w:r>
-      <w:proofErr w:type="spellEnd"/>
-      <w:r>
-        <w:t xml:space="preserve"> Owner fue asignado a “Carlos Fernández”, el rol de Scrum </w:t>
-      </w:r>
-      <w:proofErr w:type="gramStart"/>
-      <w:r>
-        <w:t>Master</w:t>
-      </w:r>
-      <w:proofErr w:type="gramEnd"/>
-      <w:r>
-        <w:t xml:space="preserve"> fue asignado a “Carlos Fernández”, y por último </w:t>
+        <w:t>En cuanto a los roles asignados mediante la metodología Scrum, el rol de Product Owner fue asignado a “Carlos Fernández”, el rol de Scrum Master fue asignado a “</w:t>
+      </w:r>
+      <w:r>
+        <w:t>Compañero 1</w:t>
+      </w:r>
+      <w:r>
+        <w:t xml:space="preserve">”, y por último </w:t>
       </w:r>
       <w:r>
         <w:t>los roles</w:t>
       </w:r>
       <w:r>
-        <w:t xml:space="preserve"> de equipo de desarrollo, han sido asignados a “Carlos Fernández” y “Carlos Fernández”.</w:t>
+        <w:t xml:space="preserve"> de equipo de desarrollo, han sido asignados a “Carlos Fernández” y “</w:t>
+      </w:r>
+      <w:r>
+        <w:t>Compañero 1</w:t>
+      </w:r>
+      <w:r>
+        <w:t>”.</w:t>
+      </w:r>
+    </w:p>
+    <w:p>
+      <w:pPr>
+        <w:jc w:val="both"/>
+      </w:pPr>
+      <w:r>
+        <w:t>Toda la parte relacionada con el back y el despliegue ha sido hecha por “Carlos Fernandez”, la parte del front por “Compañero 1”.</w:t>
       </w:r>
     </w:p>
     <w:p>
@@ -1475,37 +1421,13 @@
         <w:jc w:val="both"/>
       </w:pPr>
       <w:r>
-        <w:t xml:space="preserve">Teniendo en cuenta la realización y organización del proyecto, la distribución y asignación de tarea han sido realizadas en la plataforma Trello, en esta el </w:t>
-      </w:r>
-      <w:proofErr w:type="spellStart"/>
-      <w:r>
-        <w:t>Product</w:t>
-      </w:r>
-      <w:proofErr w:type="spellEnd"/>
-      <w:r>
-        <w:t xml:space="preserve"> Owner fue el encargado de asignar </w:t>
+        <w:t xml:space="preserve">Teniendo en cuenta la realización y organización del proyecto, la distribución y asignación de tarea han sido realizadas en la plataforma Trello, en esta el Product Owner fue el encargado de asignar </w:t>
       </w:r>
       <w:r>
         <w:t>las tareas</w:t>
       </w:r>
       <w:r>
-        <w:t xml:space="preserve"> en función de nuestras competencias en cada campo necesario, como ejemplo de un </w:t>
-      </w:r>
-      <w:proofErr w:type="spellStart"/>
-      <w:r>
-        <w:t>daily</w:t>
-      </w:r>
-      <w:proofErr w:type="spellEnd"/>
-      <w:r>
-        <w:t xml:space="preserve"> scrum, en la primera </w:t>
-      </w:r>
-      <w:proofErr w:type="spellStart"/>
-      <w:r>
-        <w:t>daily</w:t>
-      </w:r>
-      <w:proofErr w:type="spellEnd"/>
-      <w:r>
-        <w:t xml:space="preserve"> del proyecto ordenamos y distribuimos el trabajo entre </w:t>
+        <w:t xml:space="preserve"> en función de nuestras competencias en cada campo necesario, como ejemplo de un daily scrum, en la primera daily del proyecto ordenamos y distribuimos el trabajo entre </w:t>
       </w:r>
       <w:r>
         <w:t>los integrantes</w:t>
@@ -1535,31 +1457,7 @@
         <w:jc w:val="both"/>
       </w:pPr>
       <w:r>
-        <w:t xml:space="preserve">Con respecto a los </w:t>
-      </w:r>
-      <w:proofErr w:type="spellStart"/>
-      <w:r>
-        <w:t>sprints</w:t>
-      </w:r>
-      <w:proofErr w:type="spellEnd"/>
-      <w:r>
-        <w:t xml:space="preserve"> de desarrollo que hemos ideado para llevar a cabo el proyecto, ideamos 2 </w:t>
-      </w:r>
-      <w:proofErr w:type="spellStart"/>
-      <w:r>
-        <w:t>sprints</w:t>
-      </w:r>
-      <w:proofErr w:type="spellEnd"/>
-      <w:r>
-        <w:t xml:space="preserve"> distintos. El objetivo del primer sprint (Sprint </w:t>
-      </w:r>
-      <w:proofErr w:type="spellStart"/>
-      <w:r>
-        <w:t>Goal</w:t>
-      </w:r>
-      <w:proofErr w:type="spellEnd"/>
-      <w:r>
-        <w:t>) fue desarrollar un sistema funcional de registro e inicio de sesión de usuario, así como establecer la base visual de la aplicación mediante la definición de la paleta de estilo y estructura inicial de navegación.</w:t>
+        <w:t>Con respecto a los sprints de desarrollo que hemos ideado para llevar a cabo el proyecto, ideamos 2 sprints distintos. El objetivo del primer sprint (Sprint Goal) fue desarrollar un sistema funcional de registro e inicio de sesión de usuario, así como establecer la base visual de la aplicación mediante la definición de la paleta de estilo y estructura inicial de navegación.</w:t>
       </w:r>
     </w:p>
     <w:p>
@@ -1579,15 +1477,7 @@
         <w:t>las transacciones</w:t>
       </w:r>
       <w:r>
-        <w:t xml:space="preserve"> entre usuario y la obtención de dato reales mediante petición a </w:t>
-      </w:r>
-      <w:proofErr w:type="spellStart"/>
-      <w:r>
-        <w:t>API’s</w:t>
-      </w:r>
-      <w:proofErr w:type="spellEnd"/>
-      <w:r>
-        <w:t xml:space="preserve"> públicas.</w:t>
+        <w:t xml:space="preserve"> entre usuario y la obtención de dato reales mediante petición a API’s públicas.</w:t>
       </w:r>
     </w:p>
     <w:p>
@@ -1603,24 +1493,11 @@
       <w:r>
         <w:t xml:space="preserve">el incremento de </w:t>
       </w:r>
-      <w:proofErr w:type="gramStart"/>
       <w:r>
         <w:t xml:space="preserve">mi </w:t>
       </w:r>
       <w:r>
-        <w:t xml:space="preserve"> sprint</w:t>
-      </w:r>
-      <w:proofErr w:type="gramEnd"/>
-      <w:r>
-        <w:t xml:space="preserve"> ha dado lugar a un producto capaz de guardar registro de usuario y </w:t>
-      </w:r>
-      <w:proofErr w:type="spellStart"/>
-      <w:r>
-        <w:t>login</w:t>
-      </w:r>
-      <w:proofErr w:type="spellEnd"/>
-      <w:r>
-        <w:t>, y capaz de utilizar función del trading esenciales como la billetera personal, las noticia de cripto moneda o la consulta del mercado.</w:t>
+        <w:t xml:space="preserve"> sprint ha dado lugar a un producto capaz de guardar registro de usuario y login, y capaz de utilizar función del trading esenciales como la billetera personal, las noticia de cripto moneda o la consulta del mercado.</w:t>
       </w:r>
     </w:p>
     <w:p>
@@ -1646,7 +1523,6 @@
         <w:rPr>
           <w:u w:val="single"/>
         </w:rPr>
-        <w:lastRenderedPageBreak/>
         <w:t>KANBAN TRELLO</w:t>
       </w:r>
     </w:p>
@@ -1661,23 +1537,7 @@
         <w:t>c</w:t>
       </w:r>
       <w:r>
-        <w:t xml:space="preserve">é </w:t>
-      </w:r>
-      <w:proofErr w:type="spellStart"/>
-      <w:r>
-        <w:t>trello</w:t>
-      </w:r>
-      <w:proofErr w:type="spellEnd"/>
-      <w:r>
-        <w:t xml:space="preserve"> para organizar la tarea por tarjetas. Para empezar, el producto </w:t>
-      </w:r>
-      <w:proofErr w:type="spellStart"/>
-      <w:r>
-        <w:t>owner</w:t>
-      </w:r>
-      <w:proofErr w:type="spellEnd"/>
-      <w:r>
-        <w:t xml:space="preserve"> comenzó a añadir todas las tareas necesarias al tablero, gracias a eso conseguimos saber que tarea teníamos pendientes y la prioridad de cada una</w:t>
+        <w:t>é trello para organizar la tarea por tarjetas. Para empezar, el producto owner comenzó a añadir todas las tareas necesarias al tablero, gracias a eso conseguimos saber que tarea teníamos pendientes y la prioridad de cada una</w:t>
       </w:r>
       <w:r>
         <w:t>.</w:t>
@@ -1834,24 +1694,14 @@
         <w:jc w:val="both"/>
       </w:pPr>
       <w:r>
-        <w:t xml:space="preserve">Para comenzar a describir el proyecto, cabe recalcar que se trata de una </w:t>
-      </w:r>
-      <w:proofErr w:type="gramStart"/>
+        <w:t xml:space="preserve">Para comenzar a describir el proyecto, cabe recalcar que se trata de una app dedicada al trading. Por ello </w:t>
+      </w:r>
+      <w:r>
+        <w:t xml:space="preserve">mi </w:t>
+      </w:r>
       <w:r>
         <w:t>app</w:t>
       </w:r>
-      <w:proofErr w:type="gramEnd"/>
-      <w:r>
-        <w:t xml:space="preserve"> dedicada al trading. Por ello </w:t>
-      </w:r>
-      <w:r>
-        <w:t xml:space="preserve">mi </w:t>
-      </w:r>
-      <w:proofErr w:type="gramStart"/>
-      <w:r>
-        <w:t>app</w:t>
-      </w:r>
-      <w:proofErr w:type="gramEnd"/>
       <w:r>
         <w:t xml:space="preserve"> dispone de diversas pantallas en las que se llevan a cabo estos procesos, todas ellas estilizadas de forma adecuada para ofrecer una experiencia de usuario acorde.</w:t>
       </w:r>
@@ -1861,15 +1711,7 @@
         <w:jc w:val="both"/>
       </w:pPr>
       <w:r>
-        <w:t xml:space="preserve">Dispone de 8 pantalla, en estas se llevan a cabo, el registro de usuario, el </w:t>
-      </w:r>
-      <w:proofErr w:type="spellStart"/>
-      <w:r>
-        <w:t>login</w:t>
-      </w:r>
-      <w:proofErr w:type="spellEnd"/>
-      <w:r>
-        <w:t xml:space="preserve">, </w:t>
+        <w:t xml:space="preserve">Dispone de 8 pantalla, en estas se llevan a cabo, el registro de usuario, el login, </w:t>
       </w:r>
       <w:r>
         <w:t>las transacciones</w:t>
@@ -1889,42 +1731,18 @@
         <w:jc w:val="both"/>
       </w:pPr>
       <w:r>
-        <w:t xml:space="preserve">En cuanto al </w:t>
-      </w:r>
-      <w:proofErr w:type="spellStart"/>
-      <w:r>
-        <w:t>frontend</w:t>
-      </w:r>
-      <w:proofErr w:type="spellEnd"/>
-      <w:r>
-        <w:t>, hemos decidido diseñarlo con JavaScript Expo-snack, en Visual Studio Code principalmente y ejecutando el emulador en web o en Android Studio para comprobar que la ejecución del programa era correcta.</w:t>
-      </w:r>
-    </w:p>
-    <w:p>
-      <w:pPr>
-        <w:jc w:val="both"/>
-      </w:pPr>
-    </w:p>
-    <w:p>
-      <w:pPr>
-        <w:jc w:val="both"/>
-      </w:pPr>
-    </w:p>
-    <w:p>
-      <w:pPr>
-        <w:jc w:val="both"/>
-      </w:pPr>
-      <w:r>
-        <w:t xml:space="preserve">Por otra parte, el back </w:t>
-      </w:r>
-      <w:proofErr w:type="spellStart"/>
-      <w:r>
-        <w:t>end</w:t>
-      </w:r>
-      <w:proofErr w:type="spellEnd"/>
-      <w:r>
-        <w:t>, ha sido diseñado mediante java en programa como Eclipse e IntelliJ, apoyándonos de programa como Bruno/Postman y MongoDB, para facilitarnos la realización del back.</w:t>
-      </w:r>
+        <w:t>En cuanto al frontend, hemos decidido diseñarlo con JavaScript Expo-snack, en Visual Studio Code principalmente y ejecutando el emulador en web o en Android Studio para comprobar que la ejecución del programa era correcta.</w:t>
+      </w:r>
+    </w:p>
+    <w:p>
+      <w:pPr>
+        <w:jc w:val="both"/>
+      </w:pPr>
+    </w:p>
+    <w:p>
+      <w:pPr>
+        <w:jc w:val="both"/>
+      </w:pPr>
     </w:p>
     <w:p>
       <w:pPr>
@@ -1932,29 +1750,21 @@
       </w:pPr>
       <w:r>
         <w:lastRenderedPageBreak/>
+        <w:t>Por otra parte, el back end, ha sido diseñado mediante java en programa como Eclipse e IntelliJ, apoyándonos de programa como Bruno/Postman y MongoDB, para facilitarnos la realización del back.</w:t>
+      </w:r>
+    </w:p>
+    <w:p>
+      <w:pPr>
+        <w:jc w:val="both"/>
+      </w:pPr>
+      <w:r>
         <w:t xml:space="preserve">En cuanto a las Api utilizadas, de primera mano para consultar los precios y dato exactos relacionados con </w:t>
       </w:r>
       <w:r>
         <w:t>las criptomonedas</w:t>
       </w:r>
       <w:r>
-        <w:t xml:space="preserve"> utilizamos varias Api públicas a las que posteriormente realizamos petición GET, estas Api son </w:t>
-      </w:r>
-      <w:proofErr w:type="spellStart"/>
-      <w:r>
-        <w:t>CoinGecko</w:t>
-      </w:r>
-      <w:proofErr w:type="spellEnd"/>
-      <w:r>
-        <w:t xml:space="preserve"> y </w:t>
-      </w:r>
-      <w:proofErr w:type="spellStart"/>
-      <w:r>
-        <w:t>CoinMarketApp</w:t>
-      </w:r>
-      <w:proofErr w:type="spellEnd"/>
-      <w:r>
-        <w:t xml:space="preserve">. Por otra </w:t>
+        <w:t xml:space="preserve"> utilizamos varias Api públicas a las que posteriormente realizamos petición GET, estas Api son CoinGecko y CoinMarketApp. Por otra </w:t>
       </w:r>
       <w:r>
         <w:t>parte,</w:t>
@@ -1966,15 +1776,7 @@
         <w:t>diversas peticiones,</w:t>
       </w:r>
       <w:r>
-        <w:t xml:space="preserve"> principalmente GET para obtener dato del mercado y plasmarlos, POST para realizar el sistema de registro y </w:t>
-      </w:r>
-      <w:proofErr w:type="spellStart"/>
-      <w:r>
-        <w:t>login</w:t>
-      </w:r>
-      <w:proofErr w:type="spellEnd"/>
-      <w:r>
-        <w:t xml:space="preserve"> de usuario y DELETE con la cuál desarrollamos el sistema de eliminación y borrado de los dato</w:t>
+        <w:t xml:space="preserve"> principalmente GET para obtener dato del mercado y plasmarlos, POST para realizar el sistema de registro y login de usuario y DELETE con la cuál desarrollamos el sistema de eliminación y borrado de los dato</w:t>
       </w:r>
       <w:r>
         <w:t>s</w:t>
@@ -2006,64 +1808,19 @@
         <w:jc w:val="both"/>
       </w:pPr>
       <w:r>
-        <w:t xml:space="preserve">En referencia a la base de dato realizada para el proyecto, fue realizada como bien ha sido mencionado antes en MongoDB, y consta de 5 colección distintas: favorites, </w:t>
-      </w:r>
-      <w:proofErr w:type="spellStart"/>
-      <w:r>
-        <w:t>settings</w:t>
-      </w:r>
-      <w:proofErr w:type="spellEnd"/>
-      <w:r>
-        <w:t xml:space="preserve">, </w:t>
-      </w:r>
-      <w:proofErr w:type="spellStart"/>
-      <w:r>
-        <w:t>transaction</w:t>
-      </w:r>
-      <w:proofErr w:type="spellEnd"/>
-      <w:r>
-        <w:t xml:space="preserve">, </w:t>
-      </w:r>
-      <w:proofErr w:type="spellStart"/>
-      <w:r>
-        <w:t>users</w:t>
-      </w:r>
-      <w:proofErr w:type="spellEnd"/>
-      <w:r>
-        <w:t xml:space="preserve">, </w:t>
-      </w:r>
-      <w:proofErr w:type="spellStart"/>
-      <w:r>
-        <w:t>wallet</w:t>
-      </w:r>
-      <w:proofErr w:type="spellEnd"/>
-      <w:r>
-        <w:t xml:space="preserve">. En estas colecciones se guardan los </w:t>
+        <w:t xml:space="preserve">En referencia a la base de dato realizada para el proyecto, fue realizada como bien ha sido mencionado antes en MongoDB, y consta de 5 colección distintas: favorites, settings, transaction, users, wallet. En estas colecciones se guardan los </w:t>
       </w:r>
       <w:r>
         <w:t>datos necesarios</w:t>
       </w:r>
       <w:r>
-        <w:t xml:space="preserve"> para la realización de las </w:t>
-      </w:r>
-      <w:proofErr w:type="spellStart"/>
-      <w:r>
-        <w:t>función</w:t>
+        <w:t xml:space="preserve"> para la realización de las función</w:t>
       </w:r>
       <w:r>
         <w:t>es</w:t>
       </w:r>
-      <w:proofErr w:type="spellEnd"/>
-      <w:r>
-        <w:t xml:space="preserve"> del programa, desde el </w:t>
-      </w:r>
-      <w:proofErr w:type="spellStart"/>
-      <w:r>
-        <w:t>login</w:t>
-      </w:r>
-      <w:proofErr w:type="spellEnd"/>
-      <w:r>
-        <w:t xml:space="preserve"> y registro, hasta la cartera y los ajustes.</w:t>
+      <w:r>
+        <w:t xml:space="preserve"> del programa, desde el login y registro, hasta la cartera y los ajustes.</w:t>
       </w:r>
     </w:p>
     <w:p>
@@ -2077,15 +1834,7 @@
         <w:t>está</w:t>
       </w:r>
       <w:r>
-        <w:t xml:space="preserve"> utilizando para el </w:t>
-      </w:r>
-      <w:proofErr w:type="spellStart"/>
-      <w:r>
-        <w:t>login</w:t>
-      </w:r>
-      <w:proofErr w:type="spellEnd"/>
-      <w:r>
-        <w:t>/registro.</w:t>
+        <w:t xml:space="preserve"> utilizando para el login/registro.</w:t>
       </w:r>
     </w:p>
     <w:p>
@@ -2170,7 +1919,6 @@
         <w:jc w:val="both"/>
       </w:pPr>
       <w:r>
-        <w:lastRenderedPageBreak/>
         <w:t xml:space="preserve">DEMO: </w:t>
       </w:r>
     </w:p>
@@ -2182,22 +1930,17 @@
         <w:t>Inicio</w:t>
       </w:r>
       <w:r>
-        <w:t xml:space="preserve"> de usuario: En esta pantalla los usuarios tienen la libertad para registrase o </w:t>
-      </w:r>
-      <w:proofErr w:type="spellStart"/>
-      <w:r>
-        <w:t>logearse</w:t>
-      </w:r>
-      <w:proofErr w:type="spellEnd"/>
-      <w:r>
-        <w:t xml:space="preserve"> dentro de la aplicación.</w:t>
-      </w:r>
-    </w:p>
-    <w:p>
-      <w:pPr>
-        <w:jc w:val="both"/>
-      </w:pPr>
-      <w:r>
+        <w:t xml:space="preserve"> de usuario: En esta pantalla los usuarios tienen la libertad para registrase o logearse dentro de la aplicación.</w:t>
+      </w:r>
+    </w:p>
+    <w:p>
+      <w:pPr>
+        <w:jc w:val="both"/>
+      </w:pPr>
+      <w:r>
+        <w:rPr>
+          <w:noProof/>
+        </w:rPr>
         <w:drawing>
           <wp:inline distT="0" distB="0" distL="0" distR="0" wp14:anchorId="10895894" wp14:editId="0017D5E0">
             <wp:extent cx="5189670" cy="6172735"/>
@@ -2260,24 +2003,7 @@
         <w:jc w:val="both"/>
       </w:pPr>
       <w:r>
-        <w:lastRenderedPageBreak/>
-        <w:t xml:space="preserve">Registro y Creación de cuenta: En esta pantalla los usuarios tienen la capacidad de registrase dentro de la </w:t>
-      </w:r>
-      <w:proofErr w:type="gramStart"/>
-      <w:r>
-        <w:t>app</w:t>
-      </w:r>
-      <w:proofErr w:type="gramEnd"/>
-      <w:r>
-        <w:t xml:space="preserve"> y guardar su cuenta para </w:t>
-      </w:r>
-      <w:proofErr w:type="spellStart"/>
-      <w:r>
-        <w:t>logearse</w:t>
-      </w:r>
-      <w:proofErr w:type="spellEnd"/>
-      <w:r>
-        <w:t xml:space="preserve"> dentro de la aplicación.</w:t>
+        <w:t>Registro y Creación de cuenta: En esta pantalla los usuarios tienen la capacidad de registrase dentro de la app y guardar su cuenta para logearse dentro de la aplicación.</w:t>
       </w:r>
     </w:p>
     <w:p>
@@ -2291,6 +2017,9 @@
         <w:tab/>
       </w:r>
       <w:r>
+        <w:rPr>
+          <w:noProof/>
+        </w:rPr>
         <w:drawing>
           <wp:inline distT="0" distB="0" distL="0" distR="0" wp14:anchorId="03010042" wp14:editId="58738FBC">
             <wp:extent cx="2690093" cy="5997460"/>
@@ -2357,14 +2086,9 @@
       <w:pPr>
         <w:jc w:val="both"/>
       </w:pPr>
-      <w:proofErr w:type="spellStart"/>
       <w:r>
         <w:lastRenderedPageBreak/>
-        <w:t>Menu</w:t>
-      </w:r>
-      <w:proofErr w:type="spellEnd"/>
-      <w:r>
-        <w:t xml:space="preserve"> Principal: En esta pantalla </w:t>
+        <w:t xml:space="preserve">Menu Principal: En esta pantalla </w:t>
       </w:r>
       <w:r>
         <w:t>los usuarios</w:t>
@@ -2378,6 +2102,9 @@
         <w:jc w:val="both"/>
       </w:pPr>
       <w:r>
+        <w:rPr>
+          <w:noProof/>
+        </w:rPr>
         <w:drawing>
           <wp:inline distT="0" distB="0" distL="0" distR="0" wp14:anchorId="3D07B6AD" wp14:editId="24AA0C2A">
             <wp:extent cx="5400040" cy="2284730"/>
@@ -2425,22 +2152,17 @@
         <w:jc w:val="both"/>
       </w:pPr>
       <w:r>
-        <w:t xml:space="preserve">Billetera: Esta pantalla se encarga de </w:t>
-      </w:r>
-      <w:proofErr w:type="spellStart"/>
-      <w:r>
-        <w:t>mostar</w:t>
-      </w:r>
-      <w:proofErr w:type="spellEnd"/>
-      <w:r>
-        <w:t xml:space="preserve"> los datos personales relacionados con las transacciones. Aquí también se guarda un historial de las acciones realizadas.</w:t>
-      </w:r>
-    </w:p>
-    <w:p>
-      <w:pPr>
-        <w:jc w:val="both"/>
-      </w:pPr>
-      <w:r>
+        <w:t>Billetera: Esta pantalla se encarga de mostar los datos personales relacionados con las transacciones. Aquí también se guarda un historial de las acciones realizadas.</w:t>
+      </w:r>
+    </w:p>
+    <w:p>
+      <w:pPr>
+        <w:jc w:val="both"/>
+      </w:pPr>
+      <w:r>
+        <w:rPr>
+          <w:noProof/>
+        </w:rPr>
         <w:drawing>
           <wp:inline distT="0" distB="0" distL="0" distR="0" wp14:anchorId="28B38D6A" wp14:editId="5E908CA3">
             <wp:extent cx="5400040" cy="1798955"/>
@@ -2482,13 +2204,8 @@
       <w:pPr>
         <w:jc w:val="both"/>
       </w:pPr>
-      <w:proofErr w:type="spellStart"/>
-      <w:r>
-        <w:t>MenuTransacción</w:t>
-      </w:r>
-      <w:proofErr w:type="spellEnd"/>
-      <w:r>
-        <w:t xml:space="preserve">: En esta pantalla se llevan a cabo todas las </w:t>
+      <w:r>
+        <w:t xml:space="preserve">MenuTransacción: En esta pantalla se llevan a cabo todas las </w:t>
       </w:r>
       <w:r>
         <w:t>acciones relacionadas</w:t>
@@ -2502,6 +2219,9 @@
         <w:jc w:val="both"/>
       </w:pPr>
       <w:r>
+        <w:rPr>
+          <w:noProof/>
+        </w:rPr>
         <w:drawing>
           <wp:inline distT="0" distB="0" distL="0" distR="0" wp14:anchorId="328D52B3" wp14:editId="57AF5671">
             <wp:extent cx="5400040" cy="1419225"/>
@@ -2551,21 +2271,19 @@
       <w:pPr>
         <w:jc w:val="both"/>
       </w:pPr>
-      <w:proofErr w:type="spellStart"/>
       <w:r>
         <w:lastRenderedPageBreak/>
-        <w:t>Menu</w:t>
-      </w:r>
-      <w:proofErr w:type="spellEnd"/>
-      <w:r>
-        <w:t xml:space="preserve"> Noticias: En esta pantalla se muestran noticia relacionadas con el mundo de la criptomoneda, es decir, se muestra noticia de tal importancia tanto geopolíticas como jurídicas o económicas que pueden llegar a afectar al mundo del trading.</w:t>
-      </w:r>
-    </w:p>
-    <w:p>
-      <w:pPr>
-        <w:jc w:val="both"/>
-      </w:pPr>
-      <w:r>
+        <w:t>Menu Noticias: En esta pantalla se muestran noticia relacionadas con el mundo de la criptomoneda, es decir, se muestra noticia de tal importancia tanto geopolíticas como jurídicas o económicas que pueden llegar a afectar al mundo del trading.</w:t>
+      </w:r>
+    </w:p>
+    <w:p>
+      <w:pPr>
+        <w:jc w:val="both"/>
+      </w:pPr>
+      <w:r>
+        <w:rPr>
+          <w:noProof/>
+        </w:rPr>
         <w:drawing>
           <wp:inline distT="0" distB="0" distL="0" distR="0" wp14:anchorId="2D5B403B" wp14:editId="5665189E">
             <wp:extent cx="5400040" cy="1625600"/>
@@ -2607,13 +2325,8 @@
       <w:pPr>
         <w:jc w:val="both"/>
       </w:pPr>
-      <w:proofErr w:type="spellStart"/>
-      <w:r>
-        <w:t>PerfilUsuario</w:t>
-      </w:r>
-      <w:proofErr w:type="spellEnd"/>
-      <w:r>
-        <w:t xml:space="preserve">: En esta última pantalla se realizan todos los </w:t>
+      <w:r>
+        <w:t xml:space="preserve">PerfilUsuario: En esta última pantalla se realizan todos los </w:t>
       </w:r>
       <w:r>
         <w:t>ajustes relacionados</w:t>
@@ -2638,6 +2351,7 @@
       <w:r>
         <w:rPr>
           <w:b/>
+          <w:noProof/>
         </w:rPr>
         <w:drawing>
           <wp:inline distT="0" distB="0" distL="0" distR="0" wp14:anchorId="51241FF7" wp14:editId="1C48C755">
@@ -2714,15 +2428,7 @@
         <w:jc w:val="both"/>
       </w:pPr>
       <w:r>
-        <w:t xml:space="preserve">En conclusión, tras haber realizado por completo el proyecto de </w:t>
-      </w:r>
-      <w:proofErr w:type="spellStart"/>
-      <w:r>
-        <w:t>CryptoBit</w:t>
-      </w:r>
-      <w:proofErr w:type="spellEnd"/>
-      <w:r>
-        <w:t xml:space="preserve">, podemos asegurar que hemos cumplido satisfactoriamente con la mayoría de los </w:t>
+        <w:t xml:space="preserve">En conclusión, tras haber realizado por completo el proyecto de CryptoBit, podemos asegurar que hemos cumplido satisfactoriamente con la mayoría de los </w:t>
       </w:r>
       <w:r>
         <w:t>objetivos planteados</w:t>
@@ -2780,15 +2486,7 @@
         <w:jc w:val="both"/>
       </w:pPr>
       <w:r>
-        <w:t xml:space="preserve">En definitiva, </w:t>
-      </w:r>
-      <w:proofErr w:type="spellStart"/>
-      <w:r>
-        <w:t>CryptoBit</w:t>
-      </w:r>
-      <w:proofErr w:type="spellEnd"/>
-      <w:r>
-        <w:t xml:space="preserve"> no solo ha supuesto una experiencia excelente para consolidar los </w:t>
+        <w:t xml:space="preserve">En definitiva, CryptoBit no solo ha supuesto una experiencia excelente para consolidar los </w:t>
       </w:r>
       <w:r>
         <w:t>conocimientos adquiridos</w:t>
@@ -3073,23 +2771,7 @@
         <w:jc w:val="both"/>
       </w:pPr>
       <w:r>
-        <w:t xml:space="preserve">Utilizamos GitHub </w:t>
-      </w:r>
-      <w:proofErr w:type="spellStart"/>
-      <w:r>
-        <w:t>Docs</w:t>
-      </w:r>
-      <w:proofErr w:type="spellEnd"/>
-      <w:r>
-        <w:t xml:space="preserve"> para consultar comandos específicos para compartir contenido entre ramas, o como utilizar correctamente </w:t>
-      </w:r>
-      <w:proofErr w:type="spellStart"/>
-      <w:r>
-        <w:t>gitignore</w:t>
-      </w:r>
-      <w:proofErr w:type="spellEnd"/>
-      <w:r>
-        <w:t>.</w:t>
+        <w:t>Utilizamos GitHub Docs para consultar comandos específicos para compartir contenido entre ramas, o como utilizar correctamente gitignore.</w:t>
       </w:r>
     </w:p>
     <w:p>
@@ -4521,6 +4203,7 @@
   <w:style w:type="character" w:default="1" w:styleId="Fuentedeprrafopredeter">
     <w:name w:val="Default Paragraph Font"/>
     <w:uiPriority w:val="1"/>
+    <w:semiHidden/>
     <w:unhideWhenUsed/>
   </w:style>
   <w:style w:type="table" w:default="1" w:styleId="Tablanormal">

--- a/documentacion/Memoria CryptoBit.docx
+++ b/documentacion/Memoria CryptoBit.docx
@@ -1404,6 +1404,93 @@
       <w:pPr>
         <w:jc w:val="both"/>
       </w:pPr>
+      <w:r>
+        <w:drawing>
+          <wp:inline distT="0" distB="0" distL="0" distR="0" wp14:anchorId="69B8684E" wp14:editId="5F9B9E99">
+            <wp:extent cx="2603500" cy="3170065"/>
+            <wp:effectExtent l="0" t="0" r="6350" b="0"/>
+            <wp:docPr id="288572232" name="Imagen 1"/>
+            <wp:cNvGraphicFramePr>
+              <a:graphicFrameLocks xmlns:a="http://schemas.openxmlformats.org/drawingml/2006/main" noChangeAspect="1"/>
+            </wp:cNvGraphicFramePr>
+            <a:graphic xmlns:a="http://schemas.openxmlformats.org/drawingml/2006/main">
+              <a:graphicData uri="http://schemas.openxmlformats.org/drawingml/2006/picture">
+                <pic:pic xmlns:pic="http://schemas.openxmlformats.org/drawingml/2006/picture">
+                  <pic:nvPicPr>
+                    <pic:cNvPr id="288572232" name=""/>
+                    <pic:cNvPicPr/>
+                  </pic:nvPicPr>
+                  <pic:blipFill>
+                    <a:blip r:embed="rId16"/>
+                    <a:stretch>
+                      <a:fillRect/>
+                    </a:stretch>
+                  </pic:blipFill>
+                  <pic:spPr>
+                    <a:xfrm>
+                      <a:off x="0" y="0"/>
+                      <a:ext cx="2605368" cy="3172339"/>
+                    </a:xfrm>
+                    <a:prstGeom prst="rect">
+                      <a:avLst/>
+                    </a:prstGeom>
+                  </pic:spPr>
+                </pic:pic>
+              </a:graphicData>
+            </a:graphic>
+          </wp:inline>
+        </w:drawing>
+      </w:r>
+    </w:p>
+    <w:p>
+      <w:pPr>
+        <w:jc w:val="both"/>
+      </w:pPr>
+      <w:r>
+        <w:t>La BD esta desplegada en Mongo Atlas, y en el proyecto se conecta desde Mongo Compass</w:t>
+      </w:r>
+    </w:p>
+    <w:p>
+      <w:pPr>
+        <w:jc w:val="both"/>
+      </w:pPr>
+      <w:r>
+        <w:drawing>
+          <wp:inline distT="0" distB="0" distL="0" distR="0" wp14:anchorId="524E8593" wp14:editId="296740EE">
+            <wp:extent cx="2804403" cy="2857748"/>
+            <wp:effectExtent l="0" t="0" r="0" b="0"/>
+            <wp:docPr id="1728412467" name="Imagen 1"/>
+            <wp:cNvGraphicFramePr>
+              <a:graphicFrameLocks xmlns:a="http://schemas.openxmlformats.org/drawingml/2006/main" noChangeAspect="1"/>
+            </wp:cNvGraphicFramePr>
+            <a:graphic xmlns:a="http://schemas.openxmlformats.org/drawingml/2006/main">
+              <a:graphicData uri="http://schemas.openxmlformats.org/drawingml/2006/picture">
+                <pic:pic xmlns:pic="http://schemas.openxmlformats.org/drawingml/2006/picture">
+                  <pic:nvPicPr>
+                    <pic:cNvPr id="1728412467" name=""/>
+                    <pic:cNvPicPr/>
+                  </pic:nvPicPr>
+                  <pic:blipFill>
+                    <a:blip r:embed="rId17"/>
+                    <a:stretch>
+                      <a:fillRect/>
+                    </a:stretch>
+                  </pic:blipFill>
+                  <pic:spPr>
+                    <a:xfrm>
+                      <a:off x="0" y="0"/>
+                      <a:ext cx="2804403" cy="2857748"/>
+                    </a:xfrm>
+                    <a:prstGeom prst="rect">
+                      <a:avLst/>
+                    </a:prstGeom>
+                  </pic:spPr>
+                </pic:pic>
+              </a:graphicData>
+            </a:graphic>
+          </wp:inline>
+        </w:drawing>
+      </w:r>
     </w:p>
     <w:p>
       <w:pPr>
@@ -1413,6 +1500,7 @@
         <w:rPr>
           <w:u w:val="single"/>
         </w:rPr>
+        <w:lastRenderedPageBreak/>
         <w:t>//PRODUCT BACKLOG//</w:t>
       </w:r>
     </w:p>
@@ -1551,6 +1639,7 @@
         <w:rPr>
           <w:noProof/>
         </w:rPr>
+        <w:lastRenderedPageBreak/>
         <w:drawing>
           <wp:inline distT="0" distB="0" distL="0" distR="0" wp14:anchorId="2FFFB801" wp14:editId="084C2F85">
             <wp:extent cx="5400040" cy="2963545"/>
@@ -1569,7 +1658,7 @@
                     </pic:cNvPicPr>
                   </pic:nvPicPr>
                   <pic:blipFill>
-                    <a:blip r:embed="rId16" cstate="print">
+                    <a:blip r:embed="rId18" cstate="print">
                       <a:extLst>
                         <a:ext uri="{28A0092B-C50C-407E-A947-70E740481C1C}">
                           <a14:useLocalDpi xmlns:a14="http://schemas.microsoft.com/office/drawing/2010/main" val="0"/>
@@ -1627,7 +1716,7 @@
                     </pic:cNvPicPr>
                   </pic:nvPicPr>
                   <pic:blipFill>
-                    <a:blip r:embed="rId17">
+                    <a:blip r:embed="rId19">
                       <a:extLst>
                         <a:ext uri="{28A0092B-C50C-407E-A947-70E740481C1C}">
                           <a14:useLocalDpi xmlns:a14="http://schemas.microsoft.com/office/drawing/2010/main" val="0"/>
@@ -1749,34 +1838,37 @@
         <w:jc w:val="both"/>
       </w:pPr>
       <w:r>
+        <w:t>Por otra parte, el back end, ha sido diseñado mediante java en programa como Eclipse e IntelliJ, apoyándonos de programa como Bruno/Postman y MongoDB, para facilitarnos la realización del back.</w:t>
+      </w:r>
+    </w:p>
+    <w:p>
+      <w:pPr>
+        <w:jc w:val="both"/>
+      </w:pPr>
+      <w:r>
+        <w:t xml:space="preserve">En cuanto a las Api utilizadas, de primera mano para consultar los precios y dato exactos relacionados con </w:t>
+      </w:r>
+      <w:r>
+        <w:t>las criptomonedas</w:t>
+      </w:r>
+      <w:r>
+        <w:t xml:space="preserve"> utilizamos varias Api públicas a las que posteriormente realizamos petición GET, estas Api son CoinGecko y CoinMarketApp. Por otra </w:t>
+      </w:r>
+      <w:r>
+        <w:t>parte,</w:t>
+      </w:r>
+      <w:r>
+        <w:t xml:space="preserve"> también como exigencia de realización del proyecto, hemos desarrollado nuestra propia Api a la que realizar petición para llevar a cabo el proyecto. Para ello realizamos </w:t>
+      </w:r>
+      <w:r>
+        <w:t>diversas peticiones,</w:t>
+      </w:r>
+      <w:r>
+        <w:t xml:space="preserve"> principalmente </w:t>
+      </w:r>
+      <w:r>
         <w:lastRenderedPageBreak/>
-        <w:t>Por otra parte, el back end, ha sido diseñado mediante java en programa como Eclipse e IntelliJ, apoyándonos de programa como Bruno/Postman y MongoDB, para facilitarnos la realización del back.</w:t>
-      </w:r>
-    </w:p>
-    <w:p>
-      <w:pPr>
-        <w:jc w:val="both"/>
-      </w:pPr>
-      <w:r>
-        <w:t xml:space="preserve">En cuanto a las Api utilizadas, de primera mano para consultar los precios y dato exactos relacionados con </w:t>
-      </w:r>
-      <w:r>
-        <w:t>las criptomonedas</w:t>
-      </w:r>
-      <w:r>
-        <w:t xml:space="preserve"> utilizamos varias Api públicas a las que posteriormente realizamos petición GET, estas Api son CoinGecko y CoinMarketApp. Por otra </w:t>
-      </w:r>
-      <w:r>
-        <w:t>parte,</w:t>
-      </w:r>
-      <w:r>
-        <w:t xml:space="preserve"> también como exigencia de realización del proyecto, hemos desarrollado nuestra propia Api a la que realizar petición para llevar a cabo el proyecto. Para ello realizamos </w:t>
-      </w:r>
-      <w:r>
-        <w:t>diversas peticiones,</w:t>
-      </w:r>
-      <w:r>
-        <w:t xml:space="preserve"> principalmente GET para obtener dato del mercado y plasmarlos, POST para realizar el sistema de registro y login de usuario y DELETE con la cuál desarrollamos el sistema de eliminación y borrado de los dato</w:t>
+        <w:t>GET para obtener dato del mercado y plasmarlos, POST para realizar el sistema de registro y login de usuario y DELETE con la cuál desarrollamos el sistema de eliminación y borrado de los dato</w:t>
       </w:r>
       <w:r>
         <w:t>s</w:t>
@@ -1941,6 +2033,7 @@
         <w:rPr>
           <w:noProof/>
         </w:rPr>
+        <w:lastRenderedPageBreak/>
         <w:drawing>
           <wp:inline distT="0" distB="0" distL="0" distR="0" wp14:anchorId="10895894" wp14:editId="0017D5E0">
             <wp:extent cx="5189670" cy="6172735"/>
@@ -1957,7 +2050,7 @@
                     <pic:cNvPicPr/>
                   </pic:nvPicPr>
                   <pic:blipFill>
-                    <a:blip r:embed="rId18"/>
+                    <a:blip r:embed="rId20"/>
                     <a:stretch>
                       <a:fillRect/>
                     </a:stretch>
@@ -2014,6 +2107,7 @@
         <w:jc w:val="both"/>
       </w:pPr>
       <w:r>
+        <w:lastRenderedPageBreak/>
         <w:tab/>
       </w:r>
       <w:r>
@@ -2036,7 +2130,7 @@
                     <pic:cNvPicPr/>
                   </pic:nvPicPr>
                   <pic:blipFill>
-                    <a:blip r:embed="rId19"/>
+                    <a:blip r:embed="rId21"/>
                     <a:stretch>
                       <a:fillRect/>
                     </a:stretch>
@@ -2087,24 +2181,24 @@
         <w:jc w:val="both"/>
       </w:pPr>
       <w:r>
+        <w:t xml:space="preserve">Menu Principal: En esta pantalla </w:t>
+      </w:r>
+      <w:r>
+        <w:t>los usuarios</w:t>
+      </w:r>
+      <w:r>
+        <w:t xml:space="preserve"> pueden visualizar los principales cambios en los datos de las criptomonedas más solicitadas, además de poder seleccionar monedas como favoritas y mucho más.</w:t>
+      </w:r>
+    </w:p>
+    <w:p>
+      <w:pPr>
+        <w:jc w:val="both"/>
+      </w:pPr>
+      <w:r>
+        <w:rPr>
+          <w:noProof/>
+        </w:rPr>
         <w:lastRenderedPageBreak/>
-        <w:t xml:space="preserve">Menu Principal: En esta pantalla </w:t>
-      </w:r>
-      <w:r>
-        <w:t>los usuarios</w:t>
-      </w:r>
-      <w:r>
-        <w:t xml:space="preserve"> pueden visualizar los principales cambios en los datos de las criptomonedas más solicitadas, además de poder seleccionar monedas como favoritas y mucho más.</w:t>
-      </w:r>
-    </w:p>
-    <w:p>
-      <w:pPr>
-        <w:jc w:val="both"/>
-      </w:pPr>
-      <w:r>
-        <w:rPr>
-          <w:noProof/>
-        </w:rPr>
         <w:drawing>
           <wp:inline distT="0" distB="0" distL="0" distR="0" wp14:anchorId="3D07B6AD" wp14:editId="24AA0C2A">
             <wp:extent cx="5400040" cy="2284730"/>
@@ -2121,7 +2215,7 @@
                     <pic:cNvPicPr/>
                   </pic:nvPicPr>
                   <pic:blipFill>
-                    <a:blip r:embed="rId20"/>
+                    <a:blip r:embed="rId22"/>
                     <a:stretch>
                       <a:fillRect/>
                     </a:stretch>
@@ -2179,7 +2273,7 @@
                     <pic:cNvPicPr/>
                   </pic:nvPicPr>
                   <pic:blipFill>
-                    <a:blip r:embed="rId21"/>
+                    <a:blip r:embed="rId23"/>
                     <a:stretch>
                       <a:fillRect/>
                     </a:stretch>
@@ -2238,7 +2332,7 @@
                     <pic:cNvPicPr/>
                   </pic:nvPicPr>
                   <pic:blipFill>
-                    <a:blip r:embed="rId22"/>
+                    <a:blip r:embed="rId24"/>
                     <a:stretch>
                       <a:fillRect/>
                     </a:stretch>
@@ -2272,18 +2366,18 @@
         <w:jc w:val="both"/>
       </w:pPr>
       <w:r>
+        <w:t>Menu Noticias: En esta pantalla se muestran noticia relacionadas con el mundo de la criptomoneda, es decir, se muestra noticia de tal importancia tanto geopolíticas como jurídicas o económicas que pueden llegar a afectar al mundo del trading.</w:t>
+      </w:r>
+    </w:p>
+    <w:p>
+      <w:pPr>
+        <w:jc w:val="both"/>
+      </w:pPr>
+      <w:r>
+        <w:rPr>
+          <w:noProof/>
+        </w:rPr>
         <w:lastRenderedPageBreak/>
-        <w:t>Menu Noticias: En esta pantalla se muestran noticia relacionadas con el mundo de la criptomoneda, es decir, se muestra noticia de tal importancia tanto geopolíticas como jurídicas o económicas que pueden llegar a afectar al mundo del trading.</w:t>
-      </w:r>
-    </w:p>
-    <w:p>
-      <w:pPr>
-        <w:jc w:val="both"/>
-      </w:pPr>
-      <w:r>
-        <w:rPr>
-          <w:noProof/>
-        </w:rPr>
         <w:drawing>
           <wp:inline distT="0" distB="0" distL="0" distR="0" wp14:anchorId="2D5B403B" wp14:editId="5665189E">
             <wp:extent cx="5400040" cy="1625600"/>
@@ -2300,7 +2394,7 @@
                     <pic:cNvPicPr/>
                   </pic:nvPicPr>
                   <pic:blipFill>
-                    <a:blip r:embed="rId23"/>
+                    <a:blip r:embed="rId25"/>
                     <a:stretch>
                       <a:fillRect/>
                     </a:stretch>
@@ -2369,7 +2463,7 @@
                     <pic:cNvPicPr/>
                   </pic:nvPicPr>
                   <pic:blipFill>
-                    <a:blip r:embed="rId24"/>
+                    <a:blip r:embed="rId26"/>
                     <a:stretch>
                       <a:fillRect/>
                     </a:stretch>
@@ -2661,7 +2755,7 @@
         </w:rPr>
         <w:t xml:space="preserve">React Native Paper </w:t>
       </w:r>
-      <w:hyperlink r:id="rId25" w:history="1">
+      <w:hyperlink r:id="rId27" w:history="1">
         <w:r>
           <w:rPr>
             <w:rStyle w:val="Hipervnculo"/>
@@ -2670,7 +2764,7 @@
           <w:t>https://oss.callstack.com/react-native-</w:t>
         </w:r>
       </w:hyperlink>
-      <w:hyperlink r:id="rId26" w:history="1">
+      <w:hyperlink r:id="rId28" w:history="1">
         <w:r>
           <w:rPr>
             <w:rStyle w:val="Hipervnculo"/>
@@ -2716,7 +2810,7 @@
         </w:rPr>
         <w:t xml:space="preserve">W3Schools </w:t>
       </w:r>
-      <w:hyperlink r:id="rId27" w:history="1">
+      <w:hyperlink r:id="rId29" w:history="1">
         <w:r>
           <w:rPr>
             <w:rStyle w:val="Hipervnculo"/>
@@ -2756,7 +2850,7 @@
         </w:rPr>
         <w:t xml:space="preserve">GitHub Docs </w:t>
       </w:r>
-      <w:hyperlink r:id="rId28" w:history="1">
+      <w:hyperlink r:id="rId30" w:history="1">
         <w:r>
           <w:rPr>
             <w:rStyle w:val="Hipervnculo"/>
@@ -2790,7 +2884,7 @@
       <w:r>
         <w:t xml:space="preserve">Normativas APA </w:t>
       </w:r>
-      <w:hyperlink r:id="rId29" w:history="1">
+      <w:hyperlink r:id="rId31" w:history="1">
         <w:r>
           <w:rPr>
             <w:rStyle w:val="Hipervnculo"/>
